--- a/Supplementary_S2_COREQ_Checklist.docx
+++ b/Supplementary_S2_COREQ_Checklist.docx
@@ -3,4424 +3,200 @@
 <w:document xmlns:wpc="http://schemas.microsoft.com/office/word/2010/wordprocessingCanvas" xmlns:mo="http://schemas.microsoft.com/office/mac/office/2008/main" xmlns:mc="http://schemas.openxmlformats.org/markup-compatibility/2006" xmlns:mv="urn:schemas-microsoft-com:mac:vml" xmlns:o="urn:schemas-microsoft-com:office:office" xmlns:r="http://schemas.openxmlformats.org/officeDocument/2006/relationships" xmlns:m="http://schemas.openxmlformats.org/officeDocument/2006/math" xmlns:v="urn:schemas-microsoft-com:vml" xmlns:wp14="http://schemas.microsoft.com/office/word/2010/wordprocessingDrawing" xmlns:wp="http://schemas.openxmlformats.org/drawingml/2006/wordprocessingDrawing" xmlns:w10="urn:schemas-microsoft-com:office:word" xmlns:w="http://schemas.openxmlformats.org/wordprocessingml/2006/main" xmlns:w14="http://schemas.microsoft.com/office/word/2010/wordml" xmlns:wpg="http://schemas.microsoft.com/office/word/2010/wordprocessingGroup" xmlns:wpi="http://schemas.microsoft.com/office/word/2010/wordprocessingInk" xmlns:wne="http://schemas.microsoft.com/office/word/2006/wordml" xmlns:wps="http://schemas.microsoft.com/office/word/2010/wordprocessingShape" mc:Ignorable="w14 wp14">
   <w:body>
     <w:p>
-      <w:pPr>
-        <w:pStyle w:val="Heading1"/>
-        <w:spacing w:before="280" w:after="120"/>
-      </w:pPr>
       <w:r>
-        <w:rPr>
-          <w:color w:val="0F172A"/>
-        </w:rPr>
-        <w:t>Supplementary Material S2</w:t>
+        <w:t>﻿# Supplementary Material S2</w:t>
       </w:r>
     </w:p>
     <w:p>
       <w:pPr>
         <w:pStyle w:val="Heading2"/>
-        <w:spacing w:before="240" w:after="80"/>
       </w:pPr>
       <w:r>
-        <w:rPr>
-          <w:color w:val="1E3A8A"/>
-        </w:rPr>
         <w:t>COREQ (Consolidated Criteria for Reporting Qualitative Research) Checklist</w:t>
       </w:r>
     </w:p>
     <w:p>
       <w:pPr>
         <w:pStyle w:val="Heading3"/>
-        <w:spacing w:before="200" w:after="60"/>
       </w:pPr>
       <w:r>
-        <w:rPr>
-          <w:color w:val="047857"/>
-        </w:rPr>
         <w:t>32-Item Checklist — Tong et al. (2007)</w:t>
       </w:r>
     </w:p>
+    <w:p/>
     <w:p>
-      <w:pPr>
-        <w:spacing w:after="100" w:line="276" w:lineRule="auto"/>
-      </w:pPr>
       <w:r>
-        <w:rPr>
-          <w:b/>
-        </w:rPr>
-        <w:t>Paper Title:</w:t>
-      </w:r>
-      <w:r>
-        <w:t xml:space="preserve"> Explainable Machine Learning for Student Burnout Classification and Risk Stratification: A Mixed-Methods Study with Qualitative Triangulation</w:t>
+        <w:t>Paper Title: Explainable Machine Learning for Student Burnout Classification and Risk Stratification: A Mixed-Methods Study with Qualitative Triangulation</w:t>
       </w:r>
     </w:p>
+    <w:p/>
     <w:p>
-      <w:pPr>
-        <w:spacing w:after="100" w:line="276" w:lineRule="auto"/>
-      </w:pPr>
       <w:r>
-        <w:rPr>
-          <w:b/>
-        </w:rPr>
-        <w:t>Authors:</w:t>
-      </w:r>
-      <w:r>
-        <w:t xml:space="preserve"> Rifat Miah (rifatmiah1992003@gmail.com), Dr. A.S.M. Shihavuddin (shihav@eee.green.edu.bd)</w:t>
+        <w:t>Authors: Rifat Miah (242370038@student.presidency.edu.bd), Dr. A.S.M. Shihavuddin (shihav@eee.green.edu.bd)</w:t>
       </w:r>
     </w:p>
+    <w:p/>
     <w:p>
-      <w:pPr>
-        <w:spacing w:after="100" w:line="276" w:lineRule="auto"/>
-      </w:pPr>
       <w:r>
-        <w:rPr>
-          <w:b/>
-        </w:rPr>
-        <w:t>Corresponding Author:</w:t>
-      </w:r>
-      <w:r>
-        <w:t xml:space="preserve"> Rifat Miah (Email: rifatmiah1992003@gmail.com), Department of Computer Science and Engineering, Presidency University, Dhaka 1212, Bangladesh (Institutional Contact: info@pu.edu.bd)</w:t>
+        <w:t>Corresponding Author: Rifat Miah (Email: 242370038@student.presidency.edu.bd), Department of Computer Science and Engineering, Presidency University, Dhaka 1212, Bangladesh (Institutional Contact: info@pu.edu.bd)</w:t>
       </w:r>
     </w:p>
+    <w:p/>
     <w:p>
-      <w:pPr>
-        <w:pBdr>
-          <w:bottom w:val="single" w:sz="6" w:space="1" w:color="C0C0C0"/>
-        </w:pBdr>
-        <w:spacing w:after="80"/>
-      </w:pPr>
+      <w:r>
+        <w:t>____________________________________________________________</w:t>
+      </w:r>
     </w:p>
+    <w:p/>
     <w:p>
       <w:pPr>
         <w:pStyle w:val="Heading2"/>
-        <w:spacing w:before="240" w:after="80"/>
       </w:pPr>
       <w:r>
-        <w:rPr>
-          <w:color w:val="1E3A8A"/>
-        </w:rPr>
         <w:t>Domain 1: Research Team and Reflexivity</w:t>
       </w:r>
     </w:p>
+    <w:p/>
     <w:p>
       <w:pPr>
         <w:pStyle w:val="Heading3"/>
-        <w:spacing w:before="200" w:after="60"/>
       </w:pPr>
       <w:r>
-        <w:rPr>
-          <w:color w:val="047857"/>
-        </w:rPr>
         <w:t>Personal Characteristics</w:t>
       </w:r>
     </w:p>
-    <w:tbl>
-      <w:tblPr>
-        <w:tblW w:type="auto" w:w="0"/>
-        <w:jc w:val="center"/>
-        <w:tblLook w:firstColumn="1" w:firstRow="1" w:lastColumn="0" w:lastRow="0" w:noHBand="0" w:noVBand="1" w:val="04A0"/>
-      </w:tblPr>
-      <w:tblGrid>
-        <w:gridCol w:w="2268"/>
-        <w:gridCol w:w="2268"/>
-        <w:gridCol w:w="2268"/>
-        <w:gridCol w:w="2268"/>
-      </w:tblGrid>
-      <w:tr>
-        <w:tc>
-          <w:tcPr>
-            <w:tcW w:type="dxa" w:w="2268"/>
-            <w:tcBorders>
-              <w:top w:val="single" w:color="94A3B8" w:sz="4"/>
-              <w:left w:val="none"/>
-              <w:bottom w:val="single" w:color="94A3B8" w:sz="4"/>
-              <w:right w:val="none"/>
-            </w:tcBorders>
-            <w:shd w:val="clear" w:color="auto" w:fill="1E3A8A"/>
-          </w:tcPr>
-          <w:p>
-            <w:pPr>
-              <w:jc w:val="left"/>
-            </w:pPr>
-            <w:r>
-              <w:rPr>
-                <w:b/>
-                <w:color w:val="FFFFFF"/>
-              </w:rPr>
-            </w:r>
-            <w:r>
-              <w:rPr>
-                <w:b/>
-                <w:color w:val="FFFFFF"/>
-              </w:rPr>
-              <w:t>No.</w:t>
-            </w:r>
-          </w:p>
-        </w:tc>
-        <w:tc>
-          <w:tcPr>
-            <w:tcW w:type="dxa" w:w="2268"/>
-            <w:tcBorders>
-              <w:top w:val="single" w:color="94A3B8" w:sz="4"/>
-              <w:left w:val="none"/>
-              <w:bottom w:val="single" w:color="94A3B8" w:sz="4"/>
-              <w:right w:val="none"/>
-            </w:tcBorders>
-            <w:shd w:val="clear" w:color="auto" w:fill="1E3A8A"/>
-          </w:tcPr>
-          <w:p>
-            <w:pPr>
-              <w:jc w:val="left"/>
-            </w:pPr>
-            <w:r>
-              <w:rPr>
-                <w:b/>
-                <w:color w:val="FFFFFF"/>
-              </w:rPr>
-            </w:r>
-            <w:r>
-              <w:rPr>
-                <w:b/>
-                <w:color w:val="FFFFFF"/>
-              </w:rPr>
-              <w:t>Item</w:t>
-            </w:r>
-          </w:p>
-        </w:tc>
-        <w:tc>
-          <w:tcPr>
-            <w:tcW w:type="dxa" w:w="2268"/>
-            <w:tcBorders>
-              <w:top w:val="single" w:color="94A3B8" w:sz="4"/>
-              <w:left w:val="none"/>
-              <w:bottom w:val="single" w:color="94A3B8" w:sz="4"/>
-              <w:right w:val="none"/>
-            </w:tcBorders>
-            <w:shd w:val="clear" w:color="auto" w:fill="1E3A8A"/>
-          </w:tcPr>
-          <w:p>
-            <w:pPr>
-              <w:jc w:val="left"/>
-            </w:pPr>
-            <w:r>
-              <w:rPr>
-                <w:b/>
-                <w:color w:val="FFFFFF"/>
-              </w:rPr>
-            </w:r>
-            <w:r>
-              <w:rPr>
-                <w:b/>
-                <w:color w:val="FFFFFF"/>
-              </w:rPr>
-              <w:t>Guide Questions</w:t>
-            </w:r>
-          </w:p>
-        </w:tc>
-        <w:tc>
-          <w:tcPr>
-            <w:tcW w:type="dxa" w:w="2268"/>
-            <w:tcBorders>
-              <w:top w:val="single" w:color="94A3B8" w:sz="4"/>
-              <w:left w:val="none"/>
-              <w:bottom w:val="single" w:color="94A3B8" w:sz="4"/>
-              <w:right w:val="none"/>
-            </w:tcBorders>
-            <w:shd w:val="clear" w:color="auto" w:fill="1E3A8A"/>
-          </w:tcPr>
-          <w:p>
-            <w:pPr>
-              <w:jc w:val="left"/>
-            </w:pPr>
-            <w:r>
-              <w:rPr>
-                <w:b/>
-                <w:color w:val="FFFFFF"/>
-              </w:rPr>
-            </w:r>
-            <w:r>
-              <w:rPr>
-                <w:b/>
-                <w:color w:val="FFFFFF"/>
-              </w:rPr>
-              <w:t>Response</w:t>
-            </w:r>
-          </w:p>
-        </w:tc>
-      </w:tr>
-      <w:tr>
-        <w:tc>
-          <w:tcPr>
-            <w:tcW w:type="dxa" w:w="2268"/>
-            <w:tcBorders>
-              <w:top w:val="single" w:color="94A3B8" w:sz="4"/>
-              <w:left w:val="none"/>
-              <w:bottom w:val="single" w:color="94A3B8" w:sz="4"/>
-              <w:right w:val="none"/>
-            </w:tcBorders>
-          </w:tcPr>
-          <w:p>
-            <w:r/>
-            <w:r>
-              <w:rPr>
-                <w:sz w:val="18"/>
-              </w:rPr>
-              <w:t>1</w:t>
-            </w:r>
-          </w:p>
-        </w:tc>
-        <w:tc>
-          <w:tcPr>
-            <w:tcW w:type="dxa" w:w="2268"/>
-            <w:tcBorders>
-              <w:top w:val="single" w:color="94A3B8" w:sz="4"/>
-              <w:left w:val="none"/>
-              <w:bottom w:val="single" w:color="94A3B8" w:sz="4"/>
-              <w:right w:val="none"/>
-            </w:tcBorders>
-          </w:tcPr>
-          <w:p>
-            <w:r/>
-            <w:r>
-              <w:rPr>
-                <w:sz w:val="18"/>
-              </w:rPr>
-              <w:t>Interviewer / Facilitator</w:t>
-            </w:r>
-          </w:p>
-        </w:tc>
-        <w:tc>
-          <w:tcPr>
-            <w:tcW w:type="dxa" w:w="2268"/>
-            <w:tcBorders>
-              <w:top w:val="single" w:color="94A3B8" w:sz="4"/>
-              <w:left w:val="none"/>
-              <w:bottom w:val="single" w:color="94A3B8" w:sz="4"/>
-              <w:right w:val="none"/>
-            </w:tcBorders>
-          </w:tcPr>
-          <w:p>
-            <w:r/>
-            <w:r>
-              <w:rPr>
-                <w:sz w:val="18"/>
-              </w:rPr>
-              <w:t>Which author(s) conducted the interview?</w:t>
-            </w:r>
-          </w:p>
-        </w:tc>
-        <w:tc>
-          <w:tcPr>
-            <w:tcW w:type="dxa" w:w="2268"/>
-            <w:tcBorders>
-              <w:top w:val="single" w:color="94A3B8" w:sz="4"/>
-              <w:left w:val="none"/>
-              <w:bottom w:val="single" w:color="94A3B8" w:sz="4"/>
-              <w:right w:val="none"/>
-            </w:tcBorders>
-          </w:tcPr>
-          <w:p>
-            <w:r/>
-            <w:r>
-              <w:rPr>
-                <w:sz w:val="18"/>
-              </w:rPr>
-              <w:t>The primary author (Rifat Miah) conducted all 20 semi-structured interviews.</w:t>
-            </w:r>
-          </w:p>
-        </w:tc>
-      </w:tr>
-      <w:tr>
-        <w:tc>
-          <w:tcPr>
-            <w:tcW w:type="dxa" w:w="2268"/>
-            <w:tcBorders>
-              <w:top w:val="single" w:color="94A3B8" w:sz="4"/>
-              <w:left w:val="none"/>
-              <w:bottom w:val="single" w:color="94A3B8" w:sz="4"/>
-              <w:right w:val="none"/>
-            </w:tcBorders>
-          </w:tcPr>
-          <w:p>
-            <w:r/>
-            <w:r>
-              <w:rPr>
-                <w:sz w:val="18"/>
-              </w:rPr>
-              <w:t>2</w:t>
-            </w:r>
-          </w:p>
-        </w:tc>
-        <w:tc>
-          <w:tcPr>
-            <w:tcW w:type="dxa" w:w="2268"/>
-            <w:tcBorders>
-              <w:top w:val="single" w:color="94A3B8" w:sz="4"/>
-              <w:left w:val="none"/>
-              <w:bottom w:val="single" w:color="94A3B8" w:sz="4"/>
-              <w:right w:val="none"/>
-            </w:tcBorders>
-          </w:tcPr>
-          <w:p>
-            <w:r/>
-            <w:r>
-              <w:rPr>
-                <w:sz w:val="18"/>
-              </w:rPr>
-              <w:t>Credentials</w:t>
-            </w:r>
-          </w:p>
-        </w:tc>
-        <w:tc>
-          <w:tcPr>
-            <w:tcW w:type="dxa" w:w="2268"/>
-            <w:tcBorders>
-              <w:top w:val="single" w:color="94A3B8" w:sz="4"/>
-              <w:left w:val="none"/>
-              <w:bottom w:val="single" w:color="94A3B8" w:sz="4"/>
-              <w:right w:val="none"/>
-            </w:tcBorders>
-          </w:tcPr>
-          <w:p>
-            <w:r/>
-            <w:r>
-              <w:rPr>
-                <w:sz w:val="18"/>
-              </w:rPr>
-              <w:t>What were the researcher's credentials?</w:t>
-            </w:r>
-          </w:p>
-        </w:tc>
-        <w:tc>
-          <w:tcPr>
-            <w:tcW w:type="dxa" w:w="2268"/>
-            <w:tcBorders>
-              <w:top w:val="single" w:color="94A3B8" w:sz="4"/>
-              <w:left w:val="none"/>
-              <w:bottom w:val="single" w:color="94A3B8" w:sz="4"/>
-              <w:right w:val="none"/>
-            </w:tcBorders>
-          </w:tcPr>
-          <w:p>
-            <w:r/>
-            <w:r>
-              <w:rPr>
-                <w:sz w:val="18"/>
-              </w:rPr>
-              <w:t>BSc in Computer Science and Engineering (enrolled at Presidency University at time of data collection and manuscript submission).</w:t>
-            </w:r>
-          </w:p>
-        </w:tc>
-      </w:tr>
-      <w:tr>
-        <w:tc>
-          <w:tcPr>
-            <w:tcW w:type="dxa" w:w="2268"/>
-            <w:tcBorders>
-              <w:top w:val="single" w:color="94A3B8" w:sz="4"/>
-              <w:left w:val="none"/>
-              <w:bottom w:val="single" w:color="94A3B8" w:sz="4"/>
-              <w:right w:val="none"/>
-            </w:tcBorders>
-          </w:tcPr>
-          <w:p>
-            <w:r/>
-            <w:r>
-              <w:rPr>
-                <w:sz w:val="18"/>
-              </w:rPr>
-              <w:t>3</w:t>
-            </w:r>
-          </w:p>
-        </w:tc>
-        <w:tc>
-          <w:tcPr>
-            <w:tcW w:type="dxa" w:w="2268"/>
-            <w:tcBorders>
-              <w:top w:val="single" w:color="94A3B8" w:sz="4"/>
-              <w:left w:val="none"/>
-              <w:bottom w:val="single" w:color="94A3B8" w:sz="4"/>
-              <w:right w:val="none"/>
-            </w:tcBorders>
-          </w:tcPr>
-          <w:p>
-            <w:r/>
-            <w:r>
-              <w:rPr>
-                <w:sz w:val="18"/>
-              </w:rPr>
-              <w:t>Occupation</w:t>
-            </w:r>
-          </w:p>
-        </w:tc>
-        <w:tc>
-          <w:tcPr>
-            <w:tcW w:type="dxa" w:w="2268"/>
-            <w:tcBorders>
-              <w:top w:val="single" w:color="94A3B8" w:sz="4"/>
-              <w:left w:val="none"/>
-              <w:bottom w:val="single" w:color="94A3B8" w:sz="4"/>
-              <w:right w:val="none"/>
-            </w:tcBorders>
-          </w:tcPr>
-          <w:p>
-            <w:r/>
-            <w:r>
-              <w:rPr>
-                <w:sz w:val="18"/>
-              </w:rPr>
-              <w:t>What was their occupation at the time of the study?</w:t>
-            </w:r>
-          </w:p>
-        </w:tc>
-        <w:tc>
-          <w:tcPr>
-            <w:tcW w:type="dxa" w:w="2268"/>
-            <w:tcBorders>
-              <w:top w:val="single" w:color="94A3B8" w:sz="4"/>
-              <w:left w:val="none"/>
-              <w:bottom w:val="single" w:color="94A3B8" w:sz="4"/>
-              <w:right w:val="none"/>
-            </w:tcBorders>
-          </w:tcPr>
-          <w:p>
-            <w:r/>
-            <w:r>
-              <w:rPr>
-                <w:sz w:val="18"/>
-              </w:rPr>
-              <w:t>Undergraduate researcher and ML practitioner.</w:t>
-            </w:r>
-          </w:p>
-        </w:tc>
-      </w:tr>
-      <w:tr>
-        <w:tc>
-          <w:tcPr>
-            <w:tcW w:type="dxa" w:w="2268"/>
-            <w:tcBorders>
-              <w:top w:val="single" w:color="94A3B8" w:sz="4"/>
-              <w:left w:val="none"/>
-              <w:bottom w:val="single" w:color="94A3B8" w:sz="4"/>
-              <w:right w:val="none"/>
-            </w:tcBorders>
-          </w:tcPr>
-          <w:p>
-            <w:r/>
-            <w:r>
-              <w:rPr>
-                <w:sz w:val="18"/>
-              </w:rPr>
-              <w:t>4</w:t>
-            </w:r>
-          </w:p>
-        </w:tc>
-        <w:tc>
-          <w:tcPr>
-            <w:tcW w:type="dxa" w:w="2268"/>
-            <w:tcBorders>
-              <w:top w:val="single" w:color="94A3B8" w:sz="4"/>
-              <w:left w:val="none"/>
-              <w:bottom w:val="single" w:color="94A3B8" w:sz="4"/>
-              <w:right w:val="none"/>
-            </w:tcBorders>
-          </w:tcPr>
-          <w:p>
-            <w:r/>
-            <w:r>
-              <w:rPr>
-                <w:sz w:val="18"/>
-              </w:rPr>
-              <w:t>Gender</w:t>
-            </w:r>
-          </w:p>
-        </w:tc>
-        <w:tc>
-          <w:tcPr>
-            <w:tcW w:type="dxa" w:w="2268"/>
-            <w:tcBorders>
-              <w:top w:val="single" w:color="94A3B8" w:sz="4"/>
-              <w:left w:val="none"/>
-              <w:bottom w:val="single" w:color="94A3B8" w:sz="4"/>
-              <w:right w:val="none"/>
-            </w:tcBorders>
-          </w:tcPr>
-          <w:p>
-            <w:r/>
-            <w:r>
-              <w:rPr>
-                <w:sz w:val="18"/>
-              </w:rPr>
-              <w:t>Was the researcher male or female?</w:t>
-            </w:r>
-          </w:p>
-        </w:tc>
-        <w:tc>
-          <w:tcPr>
-            <w:tcW w:type="dxa" w:w="2268"/>
-            <w:tcBorders>
-              <w:top w:val="single" w:color="94A3B8" w:sz="4"/>
-              <w:left w:val="none"/>
-              <w:bottom w:val="single" w:color="94A3B8" w:sz="4"/>
-              <w:right w:val="none"/>
-            </w:tcBorders>
-          </w:tcPr>
-          <w:p>
-            <w:r/>
-            <w:r>
-              <w:rPr>
-                <w:sz w:val="18"/>
-              </w:rPr>
-              <w:t>Male</w:t>
-            </w:r>
-          </w:p>
-        </w:tc>
-      </w:tr>
-      <w:tr>
-        <w:tc>
-          <w:tcPr>
-            <w:tcW w:type="dxa" w:w="2268"/>
-            <w:tcBorders>
-              <w:top w:val="single" w:color="94A3B8" w:sz="4"/>
-              <w:left w:val="none"/>
-              <w:bottom w:val="single" w:color="94A3B8" w:sz="4"/>
-              <w:right w:val="none"/>
-            </w:tcBorders>
-          </w:tcPr>
-          <w:p>
-            <w:r/>
-            <w:r>
-              <w:rPr>
-                <w:sz w:val="18"/>
-              </w:rPr>
-              <w:t>5</w:t>
-            </w:r>
-          </w:p>
-        </w:tc>
-        <w:tc>
-          <w:tcPr>
-            <w:tcW w:type="dxa" w:w="2268"/>
-            <w:tcBorders>
-              <w:top w:val="single" w:color="94A3B8" w:sz="4"/>
-              <w:left w:val="none"/>
-              <w:bottom w:val="single" w:color="94A3B8" w:sz="4"/>
-              <w:right w:val="none"/>
-            </w:tcBorders>
-          </w:tcPr>
-          <w:p>
-            <w:r/>
-            <w:r>
-              <w:rPr>
-                <w:sz w:val="18"/>
-              </w:rPr>
-              <w:t>Experience and training</w:t>
-            </w:r>
-          </w:p>
-        </w:tc>
-        <w:tc>
-          <w:tcPr>
-            <w:tcW w:type="dxa" w:w="2268"/>
-            <w:tcBorders>
-              <w:top w:val="single" w:color="94A3B8" w:sz="4"/>
-              <w:left w:val="none"/>
-              <w:bottom w:val="single" w:color="94A3B8" w:sz="4"/>
-              <w:right w:val="none"/>
-            </w:tcBorders>
-          </w:tcPr>
-          <w:p>
-            <w:r/>
-            <w:r>
-              <w:rPr>
-                <w:sz w:val="18"/>
-              </w:rPr>
-              <w:t>What experience or training did the researcher have?</w:t>
-            </w:r>
-          </w:p>
-        </w:tc>
-        <w:tc>
-          <w:tcPr>
-            <w:tcW w:type="dxa" w:w="2268"/>
-            <w:tcBorders>
-              <w:top w:val="single" w:color="94A3B8" w:sz="4"/>
-              <w:left w:val="none"/>
-              <w:bottom w:val="single" w:color="94A3B8" w:sz="4"/>
-              <w:right w:val="none"/>
-            </w:tcBorders>
-          </w:tcPr>
-          <w:p>
-            <w:r/>
-            <w:r>
-              <w:rPr>
-                <w:sz w:val="18"/>
-              </w:rPr>
-              <w:t>Completed coursework in research methodology; reviewed Braun &amp; Clarke (2006, 2021) thematic analysis protocols prior to fieldwork. Interview guide reviewed and piloted before use.</w:t>
-            </w:r>
-          </w:p>
-        </w:tc>
-      </w:tr>
-    </w:tbl>
-    <w:p>
-      <w:pPr>
-        <w:spacing w:after="120"/>
-      </w:pPr>
-    </w:p>
+    <w:p/>
+    <w:p/>
     <w:p>
       <w:pPr>
         <w:pStyle w:val="Heading3"/>
-        <w:spacing w:before="200" w:after="60"/>
       </w:pPr>
       <w:r>
-        <w:rPr>
-          <w:color w:val="047857"/>
-        </w:rPr>
         <w:t>Relationship with Participants</w:t>
       </w:r>
     </w:p>
-    <w:tbl>
-      <w:tblPr>
-        <w:tblW w:type="auto" w:w="0"/>
-        <w:jc w:val="center"/>
-        <w:tblLook w:firstColumn="1" w:firstRow="1" w:lastColumn="0" w:lastRow="0" w:noHBand="0" w:noVBand="1" w:val="04A0"/>
-      </w:tblPr>
-      <w:tblGrid>
-        <w:gridCol w:w="2268"/>
-        <w:gridCol w:w="2268"/>
-        <w:gridCol w:w="2268"/>
-        <w:gridCol w:w="2268"/>
-      </w:tblGrid>
-      <w:tr>
-        <w:tc>
-          <w:tcPr>
-            <w:tcW w:type="dxa" w:w="2268"/>
-            <w:tcBorders>
-              <w:top w:val="single" w:color="94A3B8" w:sz="4"/>
-              <w:left w:val="none"/>
-              <w:bottom w:val="single" w:color="94A3B8" w:sz="4"/>
-              <w:right w:val="none"/>
-            </w:tcBorders>
-            <w:shd w:val="clear" w:color="auto" w:fill="1E3A8A"/>
-          </w:tcPr>
-          <w:p>
-            <w:pPr>
-              <w:jc w:val="left"/>
-            </w:pPr>
-            <w:r>
-              <w:rPr>
-                <w:b/>
-                <w:color w:val="FFFFFF"/>
-              </w:rPr>
-            </w:r>
-            <w:r>
-              <w:rPr>
-                <w:b/>
-                <w:color w:val="FFFFFF"/>
-              </w:rPr>
-              <w:t>No.</w:t>
-            </w:r>
-          </w:p>
-        </w:tc>
-        <w:tc>
-          <w:tcPr>
-            <w:tcW w:type="dxa" w:w="2268"/>
-            <w:tcBorders>
-              <w:top w:val="single" w:color="94A3B8" w:sz="4"/>
-              <w:left w:val="none"/>
-              <w:bottom w:val="single" w:color="94A3B8" w:sz="4"/>
-              <w:right w:val="none"/>
-            </w:tcBorders>
-            <w:shd w:val="clear" w:color="auto" w:fill="1E3A8A"/>
-          </w:tcPr>
-          <w:p>
-            <w:pPr>
-              <w:jc w:val="left"/>
-            </w:pPr>
-            <w:r>
-              <w:rPr>
-                <w:b/>
-                <w:color w:val="FFFFFF"/>
-              </w:rPr>
-            </w:r>
-            <w:r>
-              <w:rPr>
-                <w:b/>
-                <w:color w:val="FFFFFF"/>
-              </w:rPr>
-              <w:t>Item</w:t>
-            </w:r>
-          </w:p>
-        </w:tc>
-        <w:tc>
-          <w:tcPr>
-            <w:tcW w:type="dxa" w:w="2268"/>
-            <w:tcBorders>
-              <w:top w:val="single" w:color="94A3B8" w:sz="4"/>
-              <w:left w:val="none"/>
-              <w:bottom w:val="single" w:color="94A3B8" w:sz="4"/>
-              <w:right w:val="none"/>
-            </w:tcBorders>
-            <w:shd w:val="clear" w:color="auto" w:fill="1E3A8A"/>
-          </w:tcPr>
-          <w:p>
-            <w:pPr>
-              <w:jc w:val="left"/>
-            </w:pPr>
-            <w:r>
-              <w:rPr>
-                <w:b/>
-                <w:color w:val="FFFFFF"/>
-              </w:rPr>
-            </w:r>
-            <w:r>
-              <w:rPr>
-                <w:b/>
-                <w:color w:val="FFFFFF"/>
-              </w:rPr>
-              <w:t>Guide Questions</w:t>
-            </w:r>
-          </w:p>
-        </w:tc>
-        <w:tc>
-          <w:tcPr>
-            <w:tcW w:type="dxa" w:w="2268"/>
-            <w:tcBorders>
-              <w:top w:val="single" w:color="94A3B8" w:sz="4"/>
-              <w:left w:val="none"/>
-              <w:bottom w:val="single" w:color="94A3B8" w:sz="4"/>
-              <w:right w:val="none"/>
-            </w:tcBorders>
-            <w:shd w:val="clear" w:color="auto" w:fill="1E3A8A"/>
-          </w:tcPr>
-          <w:p>
-            <w:pPr>
-              <w:jc w:val="left"/>
-            </w:pPr>
-            <w:r>
-              <w:rPr>
-                <w:b/>
-                <w:color w:val="FFFFFF"/>
-              </w:rPr>
-            </w:r>
-            <w:r>
-              <w:rPr>
-                <w:b/>
-                <w:color w:val="FFFFFF"/>
-              </w:rPr>
-              <w:t>Response</w:t>
-            </w:r>
-          </w:p>
-        </w:tc>
-      </w:tr>
-      <w:tr>
-        <w:tc>
-          <w:tcPr>
-            <w:tcW w:type="dxa" w:w="2268"/>
-            <w:tcBorders>
-              <w:top w:val="single" w:color="94A3B8" w:sz="4"/>
-              <w:left w:val="none"/>
-              <w:bottom w:val="single" w:color="94A3B8" w:sz="4"/>
-              <w:right w:val="none"/>
-            </w:tcBorders>
-          </w:tcPr>
-          <w:p>
-            <w:r/>
-            <w:r>
-              <w:rPr>
-                <w:sz w:val="18"/>
-              </w:rPr>
-              <w:t>6</w:t>
-            </w:r>
-          </w:p>
-        </w:tc>
-        <w:tc>
-          <w:tcPr>
-            <w:tcW w:type="dxa" w:w="2268"/>
-            <w:tcBorders>
-              <w:top w:val="single" w:color="94A3B8" w:sz="4"/>
-              <w:left w:val="none"/>
-              <w:bottom w:val="single" w:color="94A3B8" w:sz="4"/>
-              <w:right w:val="none"/>
-            </w:tcBorders>
-          </w:tcPr>
-          <w:p>
-            <w:r/>
-            <w:r>
-              <w:rPr>
-                <w:sz w:val="18"/>
-              </w:rPr>
-              <w:t>Relationship established</w:t>
-            </w:r>
-          </w:p>
-        </w:tc>
-        <w:tc>
-          <w:tcPr>
-            <w:tcW w:type="dxa" w:w="2268"/>
-            <w:tcBorders>
-              <w:top w:val="single" w:color="94A3B8" w:sz="4"/>
-              <w:left w:val="none"/>
-              <w:bottom w:val="single" w:color="94A3B8" w:sz="4"/>
-              <w:right w:val="none"/>
-            </w:tcBorders>
-          </w:tcPr>
-          <w:p>
-            <w:r/>
-            <w:r>
-              <w:rPr>
-                <w:sz w:val="18"/>
-              </w:rPr>
-              <w:t>Was a relationship established prior to study commencement?</w:t>
-            </w:r>
-          </w:p>
-        </w:tc>
-        <w:tc>
-          <w:tcPr>
-            <w:tcW w:type="dxa" w:w="2268"/>
-            <w:tcBorders>
-              <w:top w:val="single" w:color="94A3B8" w:sz="4"/>
-              <w:left w:val="none"/>
-              <w:bottom w:val="single" w:color="94A3B8" w:sz="4"/>
-              <w:right w:val="none"/>
-            </w:tcBorders>
-          </w:tcPr>
-          <w:p>
-            <w:r/>
-            <w:r>
-              <w:rPr>
-                <w:sz w:val="18"/>
-              </w:rPr>
-              <w:t>Yes. The primary researcher was a peer student at participating institutions; some participants were known via institutional networks. Acknowledged as reflexivity consideration in Section 8.2.</w:t>
-            </w:r>
-          </w:p>
-        </w:tc>
-      </w:tr>
-      <w:tr>
-        <w:tc>
-          <w:tcPr>
-            <w:tcW w:type="dxa" w:w="2268"/>
-            <w:tcBorders>
-              <w:top w:val="single" w:color="94A3B8" w:sz="4"/>
-              <w:left w:val="none"/>
-              <w:bottom w:val="single" w:color="94A3B8" w:sz="4"/>
-              <w:right w:val="none"/>
-            </w:tcBorders>
-          </w:tcPr>
-          <w:p>
-            <w:r/>
-            <w:r>
-              <w:rPr>
-                <w:sz w:val="18"/>
-              </w:rPr>
-              <w:t>7</w:t>
-            </w:r>
-          </w:p>
-        </w:tc>
-        <w:tc>
-          <w:tcPr>
-            <w:tcW w:type="dxa" w:w="2268"/>
-            <w:tcBorders>
-              <w:top w:val="single" w:color="94A3B8" w:sz="4"/>
-              <w:left w:val="none"/>
-              <w:bottom w:val="single" w:color="94A3B8" w:sz="4"/>
-              <w:right w:val="none"/>
-            </w:tcBorders>
-          </w:tcPr>
-          <w:p>
-            <w:r/>
-            <w:r>
-              <w:rPr>
-                <w:sz w:val="18"/>
-              </w:rPr>
-              <w:t>Participant knowledge of the interviewer</w:t>
-            </w:r>
-          </w:p>
-        </w:tc>
-        <w:tc>
-          <w:tcPr>
-            <w:tcW w:type="dxa" w:w="2268"/>
-            <w:tcBorders>
-              <w:top w:val="single" w:color="94A3B8" w:sz="4"/>
-              <w:left w:val="none"/>
-              <w:bottom w:val="single" w:color="94A3B8" w:sz="4"/>
-              <w:right w:val="none"/>
-            </w:tcBorders>
-          </w:tcPr>
-          <w:p>
-            <w:r/>
-            <w:r>
-              <w:rPr>
-                <w:sz w:val="18"/>
-              </w:rPr>
-              <w:t>What did participants know about the researcher?</w:t>
-            </w:r>
-          </w:p>
-        </w:tc>
-        <w:tc>
-          <w:tcPr>
-            <w:tcW w:type="dxa" w:w="2268"/>
-            <w:tcBorders>
-              <w:top w:val="single" w:color="94A3B8" w:sz="4"/>
-              <w:left w:val="none"/>
-              <w:bottom w:val="single" w:color="94A3B8" w:sz="4"/>
-              <w:right w:val="none"/>
-            </w:tcBorders>
-          </w:tcPr>
-          <w:p>
-            <w:r/>
-            <w:r>
-              <w:rPr>
-                <w:sz w:val="18"/>
-              </w:rPr>
-              <w:t>All participants were informed via the written informed consent form of: (i) the academic purpose, (ii) the researcher's identity and affiliation, (iii) the voluntary nature of participation, and (iv) intended use for academic publication.</w:t>
-            </w:r>
-          </w:p>
-        </w:tc>
-      </w:tr>
-      <w:tr>
-        <w:tc>
-          <w:tcPr>
-            <w:tcW w:type="dxa" w:w="2268"/>
-            <w:tcBorders>
-              <w:top w:val="single" w:color="94A3B8" w:sz="4"/>
-              <w:left w:val="none"/>
-              <w:bottom w:val="single" w:color="94A3B8" w:sz="4"/>
-              <w:right w:val="none"/>
-            </w:tcBorders>
-          </w:tcPr>
-          <w:p>
-            <w:r/>
-            <w:r>
-              <w:rPr>
-                <w:sz w:val="18"/>
-              </w:rPr>
-              <w:t>8</w:t>
-            </w:r>
-          </w:p>
-        </w:tc>
-        <w:tc>
-          <w:tcPr>
-            <w:tcW w:type="dxa" w:w="2268"/>
-            <w:tcBorders>
-              <w:top w:val="single" w:color="94A3B8" w:sz="4"/>
-              <w:left w:val="none"/>
-              <w:bottom w:val="single" w:color="94A3B8" w:sz="4"/>
-              <w:right w:val="none"/>
-            </w:tcBorders>
-          </w:tcPr>
-          <w:p>
-            <w:r/>
-            <w:r>
-              <w:rPr>
-                <w:sz w:val="18"/>
-              </w:rPr>
-              <w:t>Interviewer characteristics</w:t>
-            </w:r>
-          </w:p>
-        </w:tc>
-        <w:tc>
-          <w:tcPr>
-            <w:tcW w:type="dxa" w:w="2268"/>
-            <w:tcBorders>
-              <w:top w:val="single" w:color="94A3B8" w:sz="4"/>
-              <w:left w:val="none"/>
-              <w:bottom w:val="single" w:color="94A3B8" w:sz="4"/>
-              <w:right w:val="none"/>
-            </w:tcBorders>
-          </w:tcPr>
-          <w:p>
-            <w:r/>
-            <w:r>
-              <w:rPr>
-                <w:sz w:val="18"/>
-              </w:rPr>
-              <w:t>What characteristics were reported about the interviewer?</w:t>
-            </w:r>
-          </w:p>
-        </w:tc>
-        <w:tc>
-          <w:tcPr>
-            <w:tcW w:type="dxa" w:w="2268"/>
-            <w:tcBorders>
-              <w:top w:val="single" w:color="94A3B8" w:sz="4"/>
-              <w:left w:val="none"/>
-              <w:bottom w:val="single" w:color="94A3B8" w:sz="4"/>
-              <w:right w:val="none"/>
-            </w:tcBorders>
-          </w:tcPr>
-          <w:p>
-            <w:r/>
-            <w:r>
-              <w:rPr>
-                <w:sz w:val="18"/>
-              </w:rPr>
-              <w:t xml:space="preserve">Bengali-speaking male student from a Bangladeshi private university. Reflexivity mitigation: qualitative open-coding completed </w:t>
-            </w:r>
-            <w:r>
-              <w:rPr>
-                <w:i/>
-                <w:sz w:val="18"/>
-              </w:rPr>
-              <w:t>before</w:t>
-            </w:r>
-            <w:r>
-              <w:rPr>
-                <w:sz w:val="18"/>
-              </w:rPr>
-              <w:t xml:space="preserve"> reviewing SHAP feature rankings; independent second coder employed (κ = 0.82, Section 3.8).</w:t>
-            </w:r>
-          </w:p>
-        </w:tc>
-      </w:tr>
-    </w:tbl>
+    <w:p/>
+    <w:p/>
     <w:p>
-      <w:pPr>
-        <w:spacing w:after="120"/>
-      </w:pPr>
+      <w:r>
+        <w:t>____________________________________________________________</w:t>
+      </w:r>
     </w:p>
-    <w:p>
-      <w:pPr>
-        <w:pBdr>
-          <w:bottom w:val="single" w:sz="6" w:space="1" w:color="C0C0C0"/>
-        </w:pBdr>
-        <w:spacing w:after="80"/>
-      </w:pPr>
-    </w:p>
+    <w:p/>
     <w:p>
       <w:pPr>
         <w:pStyle w:val="Heading2"/>
-        <w:spacing w:before="240" w:after="80"/>
       </w:pPr>
       <w:r>
-        <w:rPr>
-          <w:color w:val="1E3A8A"/>
-        </w:rPr>
         <w:t>Domain 2: Study Design</w:t>
       </w:r>
     </w:p>
+    <w:p/>
     <w:p>
       <w:pPr>
         <w:pStyle w:val="Heading3"/>
-        <w:spacing w:before="200" w:after="60"/>
       </w:pPr>
       <w:r>
-        <w:rPr>
-          <w:color w:val="047857"/>
-        </w:rPr>
         <w:t>Theoretical Framework</w:t>
       </w:r>
     </w:p>
-    <w:tbl>
-      <w:tblPr>
-        <w:tblW w:type="auto" w:w="0"/>
-        <w:jc w:val="center"/>
-        <w:tblLook w:firstColumn="1" w:firstRow="1" w:lastColumn="0" w:lastRow="0" w:noHBand="0" w:noVBand="1" w:val="04A0"/>
-      </w:tblPr>
-      <w:tblGrid>
-        <w:gridCol w:w="2268"/>
-        <w:gridCol w:w="2268"/>
-        <w:gridCol w:w="2268"/>
-        <w:gridCol w:w="2268"/>
-      </w:tblGrid>
-      <w:tr>
-        <w:tc>
-          <w:tcPr>
-            <w:tcW w:type="dxa" w:w="2268"/>
-            <w:tcBorders>
-              <w:top w:val="single" w:color="94A3B8" w:sz="4"/>
-              <w:left w:val="none"/>
-              <w:bottom w:val="single" w:color="94A3B8" w:sz="4"/>
-              <w:right w:val="none"/>
-            </w:tcBorders>
-            <w:shd w:val="clear" w:color="auto" w:fill="1E3A8A"/>
-          </w:tcPr>
-          <w:p>
-            <w:pPr>
-              <w:jc w:val="left"/>
-            </w:pPr>
-            <w:r>
-              <w:rPr>
-                <w:b/>
-                <w:color w:val="FFFFFF"/>
-              </w:rPr>
-            </w:r>
-            <w:r>
-              <w:rPr>
-                <w:b/>
-                <w:color w:val="FFFFFF"/>
-              </w:rPr>
-              <w:t>No.</w:t>
-            </w:r>
-          </w:p>
-        </w:tc>
-        <w:tc>
-          <w:tcPr>
-            <w:tcW w:type="dxa" w:w="2268"/>
-            <w:tcBorders>
-              <w:top w:val="single" w:color="94A3B8" w:sz="4"/>
-              <w:left w:val="none"/>
-              <w:bottom w:val="single" w:color="94A3B8" w:sz="4"/>
-              <w:right w:val="none"/>
-            </w:tcBorders>
-            <w:shd w:val="clear" w:color="auto" w:fill="1E3A8A"/>
-          </w:tcPr>
-          <w:p>
-            <w:pPr>
-              <w:jc w:val="left"/>
-            </w:pPr>
-            <w:r>
-              <w:rPr>
-                <w:b/>
-                <w:color w:val="FFFFFF"/>
-              </w:rPr>
-            </w:r>
-            <w:r>
-              <w:rPr>
-                <w:b/>
-                <w:color w:val="FFFFFF"/>
-              </w:rPr>
-              <w:t>Item</w:t>
-            </w:r>
-          </w:p>
-        </w:tc>
-        <w:tc>
-          <w:tcPr>
-            <w:tcW w:type="dxa" w:w="2268"/>
-            <w:tcBorders>
-              <w:top w:val="single" w:color="94A3B8" w:sz="4"/>
-              <w:left w:val="none"/>
-              <w:bottom w:val="single" w:color="94A3B8" w:sz="4"/>
-              <w:right w:val="none"/>
-            </w:tcBorders>
-            <w:shd w:val="clear" w:color="auto" w:fill="1E3A8A"/>
-          </w:tcPr>
-          <w:p>
-            <w:pPr>
-              <w:jc w:val="left"/>
-            </w:pPr>
-            <w:r>
-              <w:rPr>
-                <w:b/>
-                <w:color w:val="FFFFFF"/>
-              </w:rPr>
-            </w:r>
-            <w:r>
-              <w:rPr>
-                <w:b/>
-                <w:color w:val="FFFFFF"/>
-              </w:rPr>
-              <w:t>Guide Questions</w:t>
-            </w:r>
-          </w:p>
-        </w:tc>
-        <w:tc>
-          <w:tcPr>
-            <w:tcW w:type="dxa" w:w="2268"/>
-            <w:tcBorders>
-              <w:top w:val="single" w:color="94A3B8" w:sz="4"/>
-              <w:left w:val="none"/>
-              <w:bottom w:val="single" w:color="94A3B8" w:sz="4"/>
-              <w:right w:val="none"/>
-            </w:tcBorders>
-            <w:shd w:val="clear" w:color="auto" w:fill="1E3A8A"/>
-          </w:tcPr>
-          <w:p>
-            <w:pPr>
-              <w:jc w:val="left"/>
-            </w:pPr>
-            <w:r>
-              <w:rPr>
-                <w:b/>
-                <w:color w:val="FFFFFF"/>
-              </w:rPr>
-            </w:r>
-            <w:r>
-              <w:rPr>
-                <w:b/>
-                <w:color w:val="FFFFFF"/>
-              </w:rPr>
-              <w:t>Response</w:t>
-            </w:r>
-          </w:p>
-        </w:tc>
-      </w:tr>
-      <w:tr>
-        <w:tc>
-          <w:tcPr>
-            <w:tcW w:type="dxa" w:w="2268"/>
-            <w:tcBorders>
-              <w:top w:val="single" w:color="94A3B8" w:sz="4"/>
-              <w:left w:val="none"/>
-              <w:bottom w:val="single" w:color="94A3B8" w:sz="4"/>
-              <w:right w:val="none"/>
-            </w:tcBorders>
-          </w:tcPr>
-          <w:p>
-            <w:r/>
-            <w:r>
-              <w:rPr>
-                <w:sz w:val="18"/>
-              </w:rPr>
-              <w:t>9</w:t>
-            </w:r>
-          </w:p>
-        </w:tc>
-        <w:tc>
-          <w:tcPr>
-            <w:tcW w:type="dxa" w:w="2268"/>
-            <w:tcBorders>
-              <w:top w:val="single" w:color="94A3B8" w:sz="4"/>
-              <w:left w:val="none"/>
-              <w:bottom w:val="single" w:color="94A3B8" w:sz="4"/>
-              <w:right w:val="none"/>
-            </w:tcBorders>
-          </w:tcPr>
-          <w:p>
-            <w:r/>
-            <w:r>
-              <w:rPr>
-                <w:sz w:val="18"/>
-              </w:rPr>
-              <w:t>Methodological orientation and theory</w:t>
-            </w:r>
-          </w:p>
-        </w:tc>
-        <w:tc>
-          <w:tcPr>
-            <w:tcW w:type="dxa" w:w="2268"/>
-            <w:tcBorders>
-              <w:top w:val="single" w:color="94A3B8" w:sz="4"/>
-              <w:left w:val="none"/>
-              <w:bottom w:val="single" w:color="94A3B8" w:sz="4"/>
-              <w:right w:val="none"/>
-            </w:tcBorders>
-          </w:tcPr>
-          <w:p>
-            <w:r/>
-            <w:r>
-              <w:rPr>
-                <w:sz w:val="18"/>
-              </w:rPr>
-              <w:t>What methodological orientation was stated to underpin the study?</w:t>
-            </w:r>
-          </w:p>
-        </w:tc>
-        <w:tc>
-          <w:tcPr>
-            <w:tcW w:type="dxa" w:w="2268"/>
-            <w:tcBorders>
-              <w:top w:val="single" w:color="94A3B8" w:sz="4"/>
-              <w:left w:val="none"/>
-              <w:bottom w:val="single" w:color="94A3B8" w:sz="4"/>
-              <w:right w:val="none"/>
-            </w:tcBorders>
-          </w:tcPr>
-          <w:p>
-            <w:r/>
-            <w:r>
-              <w:rPr>
-                <w:sz w:val="18"/>
-              </w:rPr>
-              <w:t>Reflexive Thematic Analysis (Braun &amp; Clarke, 2006, 2021) within an Explanatory Sequential Mixed-Methods Design (QUAN → QUAL; Creswell &amp; Plano Clark, 2018). Theoretical frameworks: COR Theory, JD-R Model, Self-Determination Theory.</w:t>
-            </w:r>
-          </w:p>
-        </w:tc>
-      </w:tr>
-    </w:tbl>
-    <w:p>
-      <w:pPr>
-        <w:spacing w:after="120"/>
-      </w:pPr>
-    </w:p>
+    <w:p/>
+    <w:p/>
     <w:p>
       <w:pPr>
         <w:pStyle w:val="Heading3"/>
-        <w:spacing w:before="200" w:after="60"/>
       </w:pPr>
       <w:r>
-        <w:rPr>
-          <w:color w:val="047857"/>
-        </w:rPr>
         <w:t>Participant Selection</w:t>
       </w:r>
     </w:p>
-    <w:tbl>
-      <w:tblPr>
-        <w:tblW w:type="auto" w:w="0"/>
-        <w:jc w:val="center"/>
-        <w:tblLook w:firstColumn="1" w:firstRow="1" w:lastColumn="0" w:lastRow="0" w:noHBand="0" w:noVBand="1" w:val="04A0"/>
-      </w:tblPr>
-      <w:tblGrid>
-        <w:gridCol w:w="2268"/>
-        <w:gridCol w:w="2268"/>
-        <w:gridCol w:w="2268"/>
-        <w:gridCol w:w="2268"/>
-      </w:tblGrid>
-      <w:tr>
-        <w:tc>
-          <w:tcPr>
-            <w:tcW w:type="dxa" w:w="2268"/>
-            <w:tcBorders>
-              <w:top w:val="single" w:color="94A3B8" w:sz="4"/>
-              <w:left w:val="none"/>
-              <w:bottom w:val="single" w:color="94A3B8" w:sz="4"/>
-              <w:right w:val="none"/>
-            </w:tcBorders>
-            <w:shd w:val="clear" w:color="auto" w:fill="1E3A8A"/>
-          </w:tcPr>
-          <w:p>
-            <w:pPr>
-              <w:jc w:val="left"/>
-            </w:pPr>
-            <w:r>
-              <w:rPr>
-                <w:b/>
-                <w:color w:val="FFFFFF"/>
-              </w:rPr>
-            </w:r>
-            <w:r>
-              <w:rPr>
-                <w:b/>
-                <w:color w:val="FFFFFF"/>
-              </w:rPr>
-              <w:t>No.</w:t>
-            </w:r>
-          </w:p>
-        </w:tc>
-        <w:tc>
-          <w:tcPr>
-            <w:tcW w:type="dxa" w:w="2268"/>
-            <w:tcBorders>
-              <w:top w:val="single" w:color="94A3B8" w:sz="4"/>
-              <w:left w:val="none"/>
-              <w:bottom w:val="single" w:color="94A3B8" w:sz="4"/>
-              <w:right w:val="none"/>
-            </w:tcBorders>
-            <w:shd w:val="clear" w:color="auto" w:fill="1E3A8A"/>
-          </w:tcPr>
-          <w:p>
-            <w:pPr>
-              <w:jc w:val="left"/>
-            </w:pPr>
-            <w:r>
-              <w:rPr>
-                <w:b/>
-                <w:color w:val="FFFFFF"/>
-              </w:rPr>
-            </w:r>
-            <w:r>
-              <w:rPr>
-                <w:b/>
-                <w:color w:val="FFFFFF"/>
-              </w:rPr>
-              <w:t>Item</w:t>
-            </w:r>
-          </w:p>
-        </w:tc>
-        <w:tc>
-          <w:tcPr>
-            <w:tcW w:type="dxa" w:w="2268"/>
-            <w:tcBorders>
-              <w:top w:val="single" w:color="94A3B8" w:sz="4"/>
-              <w:left w:val="none"/>
-              <w:bottom w:val="single" w:color="94A3B8" w:sz="4"/>
-              <w:right w:val="none"/>
-            </w:tcBorders>
-            <w:shd w:val="clear" w:color="auto" w:fill="1E3A8A"/>
-          </w:tcPr>
-          <w:p>
-            <w:pPr>
-              <w:jc w:val="left"/>
-            </w:pPr>
-            <w:r>
-              <w:rPr>
-                <w:b/>
-                <w:color w:val="FFFFFF"/>
-              </w:rPr>
-            </w:r>
-            <w:r>
-              <w:rPr>
-                <w:b/>
-                <w:color w:val="FFFFFF"/>
-              </w:rPr>
-              <w:t>Guide Questions</w:t>
-            </w:r>
-          </w:p>
-        </w:tc>
-        <w:tc>
-          <w:tcPr>
-            <w:tcW w:type="dxa" w:w="2268"/>
-            <w:tcBorders>
-              <w:top w:val="single" w:color="94A3B8" w:sz="4"/>
-              <w:left w:val="none"/>
-              <w:bottom w:val="single" w:color="94A3B8" w:sz="4"/>
-              <w:right w:val="none"/>
-            </w:tcBorders>
-            <w:shd w:val="clear" w:color="auto" w:fill="1E3A8A"/>
-          </w:tcPr>
-          <w:p>
-            <w:pPr>
-              <w:jc w:val="left"/>
-            </w:pPr>
-            <w:r>
-              <w:rPr>
-                <w:b/>
-                <w:color w:val="FFFFFF"/>
-              </w:rPr>
-            </w:r>
-            <w:r>
-              <w:rPr>
-                <w:b/>
-                <w:color w:val="FFFFFF"/>
-              </w:rPr>
-              <w:t>Response</w:t>
-            </w:r>
-          </w:p>
-        </w:tc>
-      </w:tr>
-      <w:tr>
-        <w:tc>
-          <w:tcPr>
-            <w:tcW w:type="dxa" w:w="2268"/>
-            <w:tcBorders>
-              <w:top w:val="single" w:color="94A3B8" w:sz="4"/>
-              <w:left w:val="none"/>
-              <w:bottom w:val="single" w:color="94A3B8" w:sz="4"/>
-              <w:right w:val="none"/>
-            </w:tcBorders>
-          </w:tcPr>
-          <w:p>
-            <w:r/>
-            <w:r>
-              <w:rPr>
-                <w:sz w:val="18"/>
-              </w:rPr>
-              <w:t>10</w:t>
-            </w:r>
-          </w:p>
-        </w:tc>
-        <w:tc>
-          <w:tcPr>
-            <w:tcW w:type="dxa" w:w="2268"/>
-            <w:tcBorders>
-              <w:top w:val="single" w:color="94A3B8" w:sz="4"/>
-              <w:left w:val="none"/>
-              <w:bottom w:val="single" w:color="94A3B8" w:sz="4"/>
-              <w:right w:val="none"/>
-            </w:tcBorders>
-          </w:tcPr>
-          <w:p>
-            <w:r/>
-            <w:r>
-              <w:rPr>
-                <w:sz w:val="18"/>
-              </w:rPr>
-              <w:t>Sampling</w:t>
-            </w:r>
-          </w:p>
-        </w:tc>
-        <w:tc>
-          <w:tcPr>
-            <w:tcW w:type="dxa" w:w="2268"/>
-            <w:tcBorders>
-              <w:top w:val="single" w:color="94A3B8" w:sz="4"/>
-              <w:left w:val="none"/>
-              <w:bottom w:val="single" w:color="94A3B8" w:sz="4"/>
-              <w:right w:val="none"/>
-            </w:tcBorders>
-          </w:tcPr>
-          <w:p>
-            <w:r/>
-            <w:r>
-              <w:rPr>
-                <w:sz w:val="18"/>
-              </w:rPr>
-              <w:t>How were participants selected?</w:t>
-            </w:r>
-          </w:p>
-        </w:tc>
-        <w:tc>
-          <w:tcPr>
-            <w:tcW w:type="dxa" w:w="2268"/>
-            <w:tcBorders>
-              <w:top w:val="single" w:color="94A3B8" w:sz="4"/>
-              <w:left w:val="none"/>
-              <w:bottom w:val="single" w:color="94A3B8" w:sz="4"/>
-              <w:right w:val="none"/>
-            </w:tcBorders>
-          </w:tcPr>
-          <w:p>
-            <w:r/>
-            <w:r>
-              <w:rPr>
-                <w:sz w:val="18"/>
-              </w:rPr>
-              <w:t>Nested purposive maximum variation sampling. N = 20 selected from N = 601 cohort across three burnout severity strata (Low: n = 2, Medium: n = 8, High: n = 10), institutional type, academic year, and degree level.</w:t>
-            </w:r>
-          </w:p>
-        </w:tc>
-      </w:tr>
-      <w:tr>
-        <w:tc>
-          <w:tcPr>
-            <w:tcW w:type="dxa" w:w="2268"/>
-            <w:tcBorders>
-              <w:top w:val="single" w:color="94A3B8" w:sz="4"/>
-              <w:left w:val="none"/>
-              <w:bottom w:val="single" w:color="94A3B8" w:sz="4"/>
-              <w:right w:val="none"/>
-            </w:tcBorders>
-          </w:tcPr>
-          <w:p>
-            <w:r/>
-            <w:r>
-              <w:rPr>
-                <w:sz w:val="18"/>
-              </w:rPr>
-              <w:t>11</w:t>
-            </w:r>
-          </w:p>
-        </w:tc>
-        <w:tc>
-          <w:tcPr>
-            <w:tcW w:type="dxa" w:w="2268"/>
-            <w:tcBorders>
-              <w:top w:val="single" w:color="94A3B8" w:sz="4"/>
-              <w:left w:val="none"/>
-              <w:bottom w:val="single" w:color="94A3B8" w:sz="4"/>
-              <w:right w:val="none"/>
-            </w:tcBorders>
-          </w:tcPr>
-          <w:p>
-            <w:r/>
-            <w:r>
-              <w:rPr>
-                <w:sz w:val="18"/>
-              </w:rPr>
-              <w:t>Method of approach</w:t>
-            </w:r>
-          </w:p>
-        </w:tc>
-        <w:tc>
-          <w:tcPr>
-            <w:tcW w:type="dxa" w:w="2268"/>
-            <w:tcBorders>
-              <w:top w:val="single" w:color="94A3B8" w:sz="4"/>
-              <w:left w:val="none"/>
-              <w:bottom w:val="single" w:color="94A3B8" w:sz="4"/>
-              <w:right w:val="none"/>
-            </w:tcBorders>
-          </w:tcPr>
-          <w:p>
-            <w:r/>
-            <w:r>
-              <w:rPr>
-                <w:sz w:val="18"/>
-              </w:rPr>
-              <w:t>How were participants approached?</w:t>
-            </w:r>
-          </w:p>
-        </w:tc>
-        <w:tc>
-          <w:tcPr>
-            <w:tcW w:type="dxa" w:w="2268"/>
-            <w:tcBorders>
-              <w:top w:val="single" w:color="94A3B8" w:sz="4"/>
-              <w:left w:val="none"/>
-              <w:bottom w:val="single" w:color="94A3B8" w:sz="4"/>
-              <w:right w:val="none"/>
-            </w:tcBorders>
-          </w:tcPr>
-          <w:p>
-            <w:r/>
-            <w:r>
-              <w:rPr>
-                <w:sz w:val="18"/>
-              </w:rPr>
-              <w:t>Via direct message, WhatsApp, or email. Approached participants who had previously indicated willingness for follow-up contact in the quantitative survey. All 20 consented participants were successfully interviewed.</w:t>
-            </w:r>
-          </w:p>
-        </w:tc>
-      </w:tr>
-      <w:tr>
-        <w:tc>
-          <w:tcPr>
-            <w:tcW w:type="dxa" w:w="2268"/>
-            <w:tcBorders>
-              <w:top w:val="single" w:color="94A3B8" w:sz="4"/>
-              <w:left w:val="none"/>
-              <w:bottom w:val="single" w:color="94A3B8" w:sz="4"/>
-              <w:right w:val="none"/>
-            </w:tcBorders>
-          </w:tcPr>
-          <w:p>
-            <w:r/>
-            <w:r>
-              <w:rPr>
-                <w:sz w:val="18"/>
-              </w:rPr>
-              <w:t>12</w:t>
-            </w:r>
-          </w:p>
-        </w:tc>
-        <w:tc>
-          <w:tcPr>
-            <w:tcW w:type="dxa" w:w="2268"/>
-            <w:tcBorders>
-              <w:top w:val="single" w:color="94A3B8" w:sz="4"/>
-              <w:left w:val="none"/>
-              <w:bottom w:val="single" w:color="94A3B8" w:sz="4"/>
-              <w:right w:val="none"/>
-            </w:tcBorders>
-          </w:tcPr>
-          <w:p>
-            <w:r/>
-            <w:r>
-              <w:rPr>
-                <w:sz w:val="18"/>
-              </w:rPr>
-              <w:t>Sample size</w:t>
-            </w:r>
-          </w:p>
-        </w:tc>
-        <w:tc>
-          <w:tcPr>
-            <w:tcW w:type="dxa" w:w="2268"/>
-            <w:tcBorders>
-              <w:top w:val="single" w:color="94A3B8" w:sz="4"/>
-              <w:left w:val="none"/>
-              <w:bottom w:val="single" w:color="94A3B8" w:sz="4"/>
-              <w:right w:val="none"/>
-            </w:tcBorders>
-          </w:tcPr>
-          <w:p>
-            <w:r/>
-            <w:r>
-              <w:rPr>
-                <w:sz w:val="18"/>
-              </w:rPr>
-              <w:t>How many participants were in the study?</w:t>
-            </w:r>
-          </w:p>
-        </w:tc>
-        <w:tc>
-          <w:tcPr>
-            <w:tcW w:type="dxa" w:w="2268"/>
-            <w:tcBorders>
-              <w:top w:val="single" w:color="94A3B8" w:sz="4"/>
-              <w:left w:val="none"/>
-              <w:bottom w:val="single" w:color="94A3B8" w:sz="4"/>
-              <w:right w:val="none"/>
-            </w:tcBorders>
-          </w:tcPr>
-          <w:p>
-            <w:r/>
-            <w:r>
-              <w:rPr>
-                <w:sz w:val="18"/>
-              </w:rPr>
-              <w:t>N = 20 qualitative interview participants.</w:t>
-            </w:r>
-          </w:p>
-        </w:tc>
-      </w:tr>
-      <w:tr>
-        <w:tc>
-          <w:tcPr>
-            <w:tcW w:type="dxa" w:w="2268"/>
-            <w:tcBorders>
-              <w:top w:val="single" w:color="94A3B8" w:sz="4"/>
-              <w:left w:val="none"/>
-              <w:bottom w:val="single" w:color="94A3B8" w:sz="4"/>
-              <w:right w:val="none"/>
-            </w:tcBorders>
-          </w:tcPr>
-          <w:p>
-            <w:r/>
-            <w:r>
-              <w:rPr>
-                <w:sz w:val="18"/>
-              </w:rPr>
-              <w:t>13</w:t>
-            </w:r>
-          </w:p>
-        </w:tc>
-        <w:tc>
-          <w:tcPr>
-            <w:tcW w:type="dxa" w:w="2268"/>
-            <w:tcBorders>
-              <w:top w:val="single" w:color="94A3B8" w:sz="4"/>
-              <w:left w:val="none"/>
-              <w:bottom w:val="single" w:color="94A3B8" w:sz="4"/>
-              <w:right w:val="none"/>
-            </w:tcBorders>
-          </w:tcPr>
-          <w:p>
-            <w:r/>
-            <w:r>
-              <w:rPr>
-                <w:sz w:val="18"/>
-              </w:rPr>
-              <w:t>Non-participation</w:t>
-            </w:r>
-          </w:p>
-        </w:tc>
-        <w:tc>
-          <w:tcPr>
-            <w:tcW w:type="dxa" w:w="2268"/>
-            <w:tcBorders>
-              <w:top w:val="single" w:color="94A3B8" w:sz="4"/>
-              <w:left w:val="none"/>
-              <w:bottom w:val="single" w:color="94A3B8" w:sz="4"/>
-              <w:right w:val="none"/>
-            </w:tcBorders>
-          </w:tcPr>
-          <w:p>
-            <w:r/>
-            <w:r>
-              <w:rPr>
-                <w:sz w:val="18"/>
-              </w:rPr>
-              <w:t>How many people refused to participate or dropped out?</w:t>
-            </w:r>
-          </w:p>
-        </w:tc>
-        <w:tc>
-          <w:tcPr>
-            <w:tcW w:type="dxa" w:w="2268"/>
-            <w:tcBorders>
-              <w:top w:val="single" w:color="94A3B8" w:sz="4"/>
-              <w:left w:val="none"/>
-              <w:bottom w:val="single" w:color="94A3B8" w:sz="4"/>
-              <w:right w:val="none"/>
-            </w:tcBorders>
-          </w:tcPr>
-          <w:p>
-            <w:r/>
-            <w:r>
-              <w:rPr>
-                <w:sz w:val="18"/>
-              </w:rPr>
-              <w:t>Three initially willing participants declined to schedule (citing time/academic pressure); replaced by next eligible stratum members. No mid-interview withdrawals.</w:t>
-            </w:r>
-          </w:p>
-        </w:tc>
-      </w:tr>
-    </w:tbl>
-    <w:p>
-      <w:pPr>
-        <w:spacing w:after="120"/>
-      </w:pPr>
-    </w:p>
+    <w:p/>
+    <w:p/>
     <w:p>
       <w:pPr>
         <w:pStyle w:val="Heading3"/>
-        <w:spacing w:before="200" w:after="60"/>
       </w:pPr>
       <w:r>
-        <w:rPr>
-          <w:color w:val="047857"/>
-        </w:rPr>
         <w:t>Setting</w:t>
       </w:r>
     </w:p>
-    <w:tbl>
-      <w:tblPr>
-        <w:tblW w:type="auto" w:w="0"/>
-        <w:jc w:val="center"/>
-        <w:tblLook w:firstColumn="1" w:firstRow="1" w:lastColumn="0" w:lastRow="0" w:noHBand="0" w:noVBand="1" w:val="04A0"/>
-      </w:tblPr>
-      <w:tblGrid>
-        <w:gridCol w:w="2268"/>
-        <w:gridCol w:w="2268"/>
-        <w:gridCol w:w="2268"/>
-        <w:gridCol w:w="2268"/>
-      </w:tblGrid>
-      <w:tr>
-        <w:tc>
-          <w:tcPr>
-            <w:tcW w:type="dxa" w:w="2268"/>
-            <w:tcBorders>
-              <w:top w:val="single" w:color="94A3B8" w:sz="4"/>
-              <w:left w:val="none"/>
-              <w:bottom w:val="single" w:color="94A3B8" w:sz="4"/>
-              <w:right w:val="none"/>
-            </w:tcBorders>
-            <w:shd w:val="clear" w:color="auto" w:fill="1E3A8A"/>
-          </w:tcPr>
-          <w:p>
-            <w:pPr>
-              <w:jc w:val="left"/>
-            </w:pPr>
-            <w:r>
-              <w:rPr>
-                <w:b/>
-                <w:color w:val="FFFFFF"/>
-              </w:rPr>
-            </w:r>
-            <w:r>
-              <w:rPr>
-                <w:b/>
-                <w:color w:val="FFFFFF"/>
-              </w:rPr>
-              <w:t>No.</w:t>
-            </w:r>
-          </w:p>
-        </w:tc>
-        <w:tc>
-          <w:tcPr>
-            <w:tcW w:type="dxa" w:w="2268"/>
-            <w:tcBorders>
-              <w:top w:val="single" w:color="94A3B8" w:sz="4"/>
-              <w:left w:val="none"/>
-              <w:bottom w:val="single" w:color="94A3B8" w:sz="4"/>
-              <w:right w:val="none"/>
-            </w:tcBorders>
-            <w:shd w:val="clear" w:color="auto" w:fill="1E3A8A"/>
-          </w:tcPr>
-          <w:p>
-            <w:pPr>
-              <w:jc w:val="left"/>
-            </w:pPr>
-            <w:r>
-              <w:rPr>
-                <w:b/>
-                <w:color w:val="FFFFFF"/>
-              </w:rPr>
-            </w:r>
-            <w:r>
-              <w:rPr>
-                <w:b/>
-                <w:color w:val="FFFFFF"/>
-              </w:rPr>
-              <w:t>Item</w:t>
-            </w:r>
-          </w:p>
-        </w:tc>
-        <w:tc>
-          <w:tcPr>
-            <w:tcW w:type="dxa" w:w="2268"/>
-            <w:tcBorders>
-              <w:top w:val="single" w:color="94A3B8" w:sz="4"/>
-              <w:left w:val="none"/>
-              <w:bottom w:val="single" w:color="94A3B8" w:sz="4"/>
-              <w:right w:val="none"/>
-            </w:tcBorders>
-            <w:shd w:val="clear" w:color="auto" w:fill="1E3A8A"/>
-          </w:tcPr>
-          <w:p>
-            <w:pPr>
-              <w:jc w:val="left"/>
-            </w:pPr>
-            <w:r>
-              <w:rPr>
-                <w:b/>
-                <w:color w:val="FFFFFF"/>
-              </w:rPr>
-            </w:r>
-            <w:r>
-              <w:rPr>
-                <w:b/>
-                <w:color w:val="FFFFFF"/>
-              </w:rPr>
-              <w:t>Guide Questions</w:t>
-            </w:r>
-          </w:p>
-        </w:tc>
-        <w:tc>
-          <w:tcPr>
-            <w:tcW w:type="dxa" w:w="2268"/>
-            <w:tcBorders>
-              <w:top w:val="single" w:color="94A3B8" w:sz="4"/>
-              <w:left w:val="none"/>
-              <w:bottom w:val="single" w:color="94A3B8" w:sz="4"/>
-              <w:right w:val="none"/>
-            </w:tcBorders>
-            <w:shd w:val="clear" w:color="auto" w:fill="1E3A8A"/>
-          </w:tcPr>
-          <w:p>
-            <w:pPr>
-              <w:jc w:val="left"/>
-            </w:pPr>
-            <w:r>
-              <w:rPr>
-                <w:b/>
-                <w:color w:val="FFFFFF"/>
-              </w:rPr>
-            </w:r>
-            <w:r>
-              <w:rPr>
-                <w:b/>
-                <w:color w:val="FFFFFF"/>
-              </w:rPr>
-              <w:t>Response</w:t>
-            </w:r>
-          </w:p>
-        </w:tc>
-      </w:tr>
-      <w:tr>
-        <w:tc>
-          <w:tcPr>
-            <w:tcW w:type="dxa" w:w="2268"/>
-            <w:tcBorders>
-              <w:top w:val="single" w:color="94A3B8" w:sz="4"/>
-              <w:left w:val="none"/>
-              <w:bottom w:val="single" w:color="94A3B8" w:sz="4"/>
-              <w:right w:val="none"/>
-            </w:tcBorders>
-          </w:tcPr>
-          <w:p>
-            <w:r/>
-            <w:r>
-              <w:rPr>
-                <w:sz w:val="18"/>
-              </w:rPr>
-              <w:t>14</w:t>
-            </w:r>
-          </w:p>
-        </w:tc>
-        <w:tc>
-          <w:tcPr>
-            <w:tcW w:type="dxa" w:w="2268"/>
-            <w:tcBorders>
-              <w:top w:val="single" w:color="94A3B8" w:sz="4"/>
-              <w:left w:val="none"/>
-              <w:bottom w:val="single" w:color="94A3B8" w:sz="4"/>
-              <w:right w:val="none"/>
-            </w:tcBorders>
-          </w:tcPr>
-          <w:p>
-            <w:r/>
-            <w:r>
-              <w:rPr>
-                <w:sz w:val="18"/>
-              </w:rPr>
-              <w:t>Setting of data collection</w:t>
-            </w:r>
-          </w:p>
-        </w:tc>
-        <w:tc>
-          <w:tcPr>
-            <w:tcW w:type="dxa" w:w="2268"/>
-            <w:tcBorders>
-              <w:top w:val="single" w:color="94A3B8" w:sz="4"/>
-              <w:left w:val="none"/>
-              <w:bottom w:val="single" w:color="94A3B8" w:sz="4"/>
-              <w:right w:val="none"/>
-            </w:tcBorders>
-          </w:tcPr>
-          <w:p>
-            <w:r/>
-            <w:r>
-              <w:rPr>
-                <w:sz w:val="18"/>
-              </w:rPr>
-              <w:t>Where was the data collected?</w:t>
-            </w:r>
-          </w:p>
-        </w:tc>
-        <w:tc>
-          <w:tcPr>
-            <w:tcW w:type="dxa" w:w="2268"/>
-            <w:tcBorders>
-              <w:top w:val="single" w:color="94A3B8" w:sz="4"/>
-              <w:left w:val="none"/>
-              <w:bottom w:val="single" w:color="94A3B8" w:sz="4"/>
-              <w:right w:val="none"/>
-            </w:tcBorders>
-          </w:tcPr>
-          <w:p>
-            <w:r/>
-            <w:r>
-              <w:rPr>
-                <w:sz w:val="18"/>
-              </w:rPr>
-              <w:t>In-person: quiet campus spaces (library study rooms, cafeteria areas). Remote: WhatsApp audio calls or Google Meet, as preferred by participant.</w:t>
-            </w:r>
-          </w:p>
-        </w:tc>
-      </w:tr>
-      <w:tr>
-        <w:tc>
-          <w:tcPr>
-            <w:tcW w:type="dxa" w:w="2268"/>
-            <w:tcBorders>
-              <w:top w:val="single" w:color="94A3B8" w:sz="4"/>
-              <w:left w:val="none"/>
-              <w:bottom w:val="single" w:color="94A3B8" w:sz="4"/>
-              <w:right w:val="none"/>
-            </w:tcBorders>
-          </w:tcPr>
-          <w:p>
-            <w:r/>
-            <w:r>
-              <w:rPr>
-                <w:sz w:val="18"/>
-              </w:rPr>
-              <w:t>15</w:t>
-            </w:r>
-          </w:p>
-        </w:tc>
-        <w:tc>
-          <w:tcPr>
-            <w:tcW w:type="dxa" w:w="2268"/>
-            <w:tcBorders>
-              <w:top w:val="single" w:color="94A3B8" w:sz="4"/>
-              <w:left w:val="none"/>
-              <w:bottom w:val="single" w:color="94A3B8" w:sz="4"/>
-              <w:right w:val="none"/>
-            </w:tcBorders>
-          </w:tcPr>
-          <w:p>
-            <w:r/>
-            <w:r>
-              <w:rPr>
-                <w:sz w:val="18"/>
-              </w:rPr>
-              <w:t>Presence of non-participants</w:t>
-            </w:r>
-          </w:p>
-        </w:tc>
-        <w:tc>
-          <w:tcPr>
-            <w:tcW w:type="dxa" w:w="2268"/>
-            <w:tcBorders>
-              <w:top w:val="single" w:color="94A3B8" w:sz="4"/>
-              <w:left w:val="none"/>
-              <w:bottom w:val="single" w:color="94A3B8" w:sz="4"/>
-              <w:right w:val="none"/>
-            </w:tcBorders>
-          </w:tcPr>
-          <w:p>
-            <w:r/>
-            <w:r>
-              <w:rPr>
-                <w:sz w:val="18"/>
-              </w:rPr>
-              <w:t>Was anyone else present besides the participants and researchers?</w:t>
-            </w:r>
-          </w:p>
-        </w:tc>
-        <w:tc>
-          <w:tcPr>
-            <w:tcW w:type="dxa" w:w="2268"/>
-            <w:tcBorders>
-              <w:top w:val="single" w:color="94A3B8" w:sz="4"/>
-              <w:left w:val="none"/>
-              <w:bottom w:val="single" w:color="94A3B8" w:sz="4"/>
-              <w:right w:val="none"/>
-            </w:tcBorders>
-          </w:tcPr>
-          <w:p>
-            <w:r/>
-            <w:r>
-              <w:rPr>
-                <w:sz w:val="18"/>
-              </w:rPr>
-              <w:t>No. All interviews were one-on-one and confidential.</w:t>
-            </w:r>
-          </w:p>
-        </w:tc>
-      </w:tr>
-      <w:tr>
-        <w:tc>
-          <w:tcPr>
-            <w:tcW w:type="dxa" w:w="2268"/>
-            <w:tcBorders>
-              <w:top w:val="single" w:color="94A3B8" w:sz="4"/>
-              <w:left w:val="none"/>
-              <w:bottom w:val="single" w:color="94A3B8" w:sz="4"/>
-              <w:right w:val="none"/>
-            </w:tcBorders>
-          </w:tcPr>
-          <w:p>
-            <w:r/>
-            <w:r>
-              <w:rPr>
-                <w:sz w:val="18"/>
-              </w:rPr>
-              <w:t>16</w:t>
-            </w:r>
-          </w:p>
-        </w:tc>
-        <w:tc>
-          <w:tcPr>
-            <w:tcW w:type="dxa" w:w="2268"/>
-            <w:tcBorders>
-              <w:top w:val="single" w:color="94A3B8" w:sz="4"/>
-              <w:left w:val="none"/>
-              <w:bottom w:val="single" w:color="94A3B8" w:sz="4"/>
-              <w:right w:val="none"/>
-            </w:tcBorders>
-          </w:tcPr>
-          <w:p>
-            <w:r/>
-            <w:r>
-              <w:rPr>
-                <w:sz w:val="18"/>
-              </w:rPr>
-              <w:t>Description of sample</w:t>
-            </w:r>
-          </w:p>
-        </w:tc>
-        <w:tc>
-          <w:tcPr>
-            <w:tcW w:type="dxa" w:w="2268"/>
-            <w:tcBorders>
-              <w:top w:val="single" w:color="94A3B8" w:sz="4"/>
-              <w:left w:val="none"/>
-              <w:bottom w:val="single" w:color="94A3B8" w:sz="4"/>
-              <w:right w:val="none"/>
-            </w:tcBorders>
-          </w:tcPr>
-          <w:p>
-            <w:r/>
-            <w:r>
-              <w:rPr>
-                <w:sz w:val="18"/>
-              </w:rPr>
-              <w:t>What are the important characteristics of the sample?</w:t>
-            </w:r>
-          </w:p>
-        </w:tc>
-        <w:tc>
-          <w:tcPr>
-            <w:tcW w:type="dxa" w:w="2268"/>
-            <w:tcBorders>
-              <w:top w:val="single" w:color="94A3B8" w:sz="4"/>
-              <w:left w:val="none"/>
-              <w:bottom w:val="single" w:color="94A3B8" w:sz="4"/>
-              <w:right w:val="none"/>
-            </w:tcBorders>
-          </w:tcPr>
-          <w:p>
-            <w:r/>
-            <w:r>
-              <w:rPr>
-                <w:sz w:val="18"/>
-              </w:rPr>
-              <w:t xml:space="preserve">See Table 8 (Section 8) for full demographic characteristics. Participants spanned all academic years (1st–Final), multiple degree programs (Bachelor's, Master's), and three burnout tiers (Low n=2, Medium n=8, High n=10). Semi-structured qualitative interviews were conducted during </w:t>
-            </w:r>
-            <w:r>
-              <w:rPr>
-                <w:b/>
-                <w:sz w:val="18"/>
-              </w:rPr>
-              <w:t>June–July 2026</w:t>
-            </w:r>
-            <w:r>
-              <w:rPr>
-                <w:sz w:val="18"/>
-              </w:rPr>
-              <w:t>, following completion of the quantitative survey data collection phase (completed June 2026).</w:t>
-            </w:r>
-          </w:p>
-        </w:tc>
-      </w:tr>
-    </w:tbl>
-    <w:p>
-      <w:pPr>
-        <w:spacing w:after="120"/>
-      </w:pPr>
-    </w:p>
+    <w:p/>
+    <w:p/>
     <w:p>
       <w:pPr>
         <w:pStyle w:val="Heading3"/>
-        <w:spacing w:before="200" w:after="60"/>
       </w:pPr>
       <w:r>
-        <w:rPr>
-          <w:color w:val="047857"/>
-        </w:rPr>
         <w:t>Data Collection</w:t>
       </w:r>
     </w:p>
-    <w:tbl>
-      <w:tblPr>
-        <w:tblW w:type="auto" w:w="0"/>
-        <w:jc w:val="center"/>
-        <w:tblLook w:firstColumn="1" w:firstRow="1" w:lastColumn="0" w:lastRow="0" w:noHBand="0" w:noVBand="1" w:val="04A0"/>
-      </w:tblPr>
-      <w:tblGrid>
-        <w:gridCol w:w="2268"/>
-        <w:gridCol w:w="2268"/>
-        <w:gridCol w:w="2268"/>
-        <w:gridCol w:w="2268"/>
-      </w:tblGrid>
-      <w:tr>
-        <w:tc>
-          <w:tcPr>
-            <w:tcW w:type="dxa" w:w="2268"/>
-            <w:tcBorders>
-              <w:top w:val="single" w:color="94A3B8" w:sz="4"/>
-              <w:left w:val="none"/>
-              <w:bottom w:val="single" w:color="94A3B8" w:sz="4"/>
-              <w:right w:val="none"/>
-            </w:tcBorders>
-            <w:shd w:val="clear" w:color="auto" w:fill="1E3A8A"/>
-          </w:tcPr>
-          <w:p>
-            <w:pPr>
-              <w:jc w:val="left"/>
-            </w:pPr>
-            <w:r>
-              <w:rPr>
-                <w:b/>
-                <w:color w:val="FFFFFF"/>
-              </w:rPr>
-            </w:r>
-            <w:r>
-              <w:rPr>
-                <w:b/>
-                <w:color w:val="FFFFFF"/>
-              </w:rPr>
-              <w:t>No.</w:t>
-            </w:r>
-          </w:p>
-        </w:tc>
-        <w:tc>
-          <w:tcPr>
-            <w:tcW w:type="dxa" w:w="2268"/>
-            <w:tcBorders>
-              <w:top w:val="single" w:color="94A3B8" w:sz="4"/>
-              <w:left w:val="none"/>
-              <w:bottom w:val="single" w:color="94A3B8" w:sz="4"/>
-              <w:right w:val="none"/>
-            </w:tcBorders>
-            <w:shd w:val="clear" w:color="auto" w:fill="1E3A8A"/>
-          </w:tcPr>
-          <w:p>
-            <w:pPr>
-              <w:jc w:val="left"/>
-            </w:pPr>
-            <w:r>
-              <w:rPr>
-                <w:b/>
-                <w:color w:val="FFFFFF"/>
-              </w:rPr>
-            </w:r>
-            <w:r>
-              <w:rPr>
-                <w:b/>
-                <w:color w:val="FFFFFF"/>
-              </w:rPr>
-              <w:t>Item</w:t>
-            </w:r>
-          </w:p>
-        </w:tc>
-        <w:tc>
-          <w:tcPr>
-            <w:tcW w:type="dxa" w:w="2268"/>
-            <w:tcBorders>
-              <w:top w:val="single" w:color="94A3B8" w:sz="4"/>
-              <w:left w:val="none"/>
-              <w:bottom w:val="single" w:color="94A3B8" w:sz="4"/>
-              <w:right w:val="none"/>
-            </w:tcBorders>
-            <w:shd w:val="clear" w:color="auto" w:fill="1E3A8A"/>
-          </w:tcPr>
-          <w:p>
-            <w:pPr>
-              <w:jc w:val="left"/>
-            </w:pPr>
-            <w:r>
-              <w:rPr>
-                <w:b/>
-                <w:color w:val="FFFFFF"/>
-              </w:rPr>
-            </w:r>
-            <w:r>
-              <w:rPr>
-                <w:b/>
-                <w:color w:val="FFFFFF"/>
-              </w:rPr>
-              <w:t>Guide Questions</w:t>
-            </w:r>
-          </w:p>
-        </w:tc>
-        <w:tc>
-          <w:tcPr>
-            <w:tcW w:type="dxa" w:w="2268"/>
-            <w:tcBorders>
-              <w:top w:val="single" w:color="94A3B8" w:sz="4"/>
-              <w:left w:val="none"/>
-              <w:bottom w:val="single" w:color="94A3B8" w:sz="4"/>
-              <w:right w:val="none"/>
-            </w:tcBorders>
-            <w:shd w:val="clear" w:color="auto" w:fill="1E3A8A"/>
-          </w:tcPr>
-          <w:p>
-            <w:pPr>
-              <w:jc w:val="left"/>
-            </w:pPr>
-            <w:r>
-              <w:rPr>
-                <w:b/>
-                <w:color w:val="FFFFFF"/>
-              </w:rPr>
-            </w:r>
-            <w:r>
-              <w:rPr>
-                <w:b/>
-                <w:color w:val="FFFFFF"/>
-              </w:rPr>
-              <w:t>Response</w:t>
-            </w:r>
-          </w:p>
-        </w:tc>
-      </w:tr>
-      <w:tr>
-        <w:tc>
-          <w:tcPr>
-            <w:tcW w:type="dxa" w:w="2268"/>
-            <w:tcBorders>
-              <w:top w:val="single" w:color="94A3B8" w:sz="4"/>
-              <w:left w:val="none"/>
-              <w:bottom w:val="single" w:color="94A3B8" w:sz="4"/>
-              <w:right w:val="none"/>
-            </w:tcBorders>
-          </w:tcPr>
-          <w:p>
-            <w:r/>
-            <w:r>
-              <w:rPr>
-                <w:sz w:val="18"/>
-              </w:rPr>
-              <w:t>17</w:t>
-            </w:r>
-          </w:p>
-        </w:tc>
-        <w:tc>
-          <w:tcPr>
-            <w:tcW w:type="dxa" w:w="2268"/>
-            <w:tcBorders>
-              <w:top w:val="single" w:color="94A3B8" w:sz="4"/>
-              <w:left w:val="none"/>
-              <w:bottom w:val="single" w:color="94A3B8" w:sz="4"/>
-              <w:right w:val="none"/>
-            </w:tcBorders>
-          </w:tcPr>
-          <w:p>
-            <w:r/>
-            <w:r>
-              <w:rPr>
-                <w:sz w:val="18"/>
-              </w:rPr>
-              <w:t>Interview guide</w:t>
-            </w:r>
-          </w:p>
-        </w:tc>
-        <w:tc>
-          <w:tcPr>
-            <w:tcW w:type="dxa" w:w="2268"/>
-            <w:tcBorders>
-              <w:top w:val="single" w:color="94A3B8" w:sz="4"/>
-              <w:left w:val="none"/>
-              <w:bottom w:val="single" w:color="94A3B8" w:sz="4"/>
-              <w:right w:val="none"/>
-            </w:tcBorders>
-          </w:tcPr>
-          <w:p>
-            <w:r/>
-            <w:r>
-              <w:rPr>
-                <w:sz w:val="18"/>
-              </w:rPr>
-              <w:t>Were questions, prompts, guides provided by the authors? Was it pilot tested?</w:t>
-            </w:r>
-          </w:p>
-        </w:tc>
-        <w:tc>
-          <w:tcPr>
-            <w:tcW w:type="dxa" w:w="2268"/>
-            <w:tcBorders>
-              <w:top w:val="single" w:color="94A3B8" w:sz="4"/>
-              <w:left w:val="none"/>
-              <w:bottom w:val="single" w:color="94A3B8" w:sz="4"/>
-              <w:right w:val="none"/>
-            </w:tcBorders>
-          </w:tcPr>
-          <w:p>
-            <w:r/>
-            <w:r>
-              <w:rPr>
-                <w:sz w:val="18"/>
-              </w:rPr>
-              <w:t>Yes. Structured 10-item interview guide used covering: daily study routine, sleep duration, social media, part-time employment, academic stress, mental health, physical activity, subjective burnout, attendance, sleep quality. Reviewed by co-author; pilot tested with 2 volunteer students not in main sample.</w:t>
-            </w:r>
-          </w:p>
-        </w:tc>
-      </w:tr>
-      <w:tr>
-        <w:tc>
-          <w:tcPr>
-            <w:tcW w:type="dxa" w:w="2268"/>
-            <w:tcBorders>
-              <w:top w:val="single" w:color="94A3B8" w:sz="4"/>
-              <w:left w:val="none"/>
-              <w:bottom w:val="single" w:color="94A3B8" w:sz="4"/>
-              <w:right w:val="none"/>
-            </w:tcBorders>
-          </w:tcPr>
-          <w:p>
-            <w:r/>
-            <w:r>
-              <w:rPr>
-                <w:sz w:val="18"/>
-              </w:rPr>
-              <w:t>18</w:t>
-            </w:r>
-          </w:p>
-        </w:tc>
-        <w:tc>
-          <w:tcPr>
-            <w:tcW w:type="dxa" w:w="2268"/>
-            <w:tcBorders>
-              <w:top w:val="single" w:color="94A3B8" w:sz="4"/>
-              <w:left w:val="none"/>
-              <w:bottom w:val="single" w:color="94A3B8" w:sz="4"/>
-              <w:right w:val="none"/>
-            </w:tcBorders>
-          </w:tcPr>
-          <w:p>
-            <w:r/>
-            <w:r>
-              <w:rPr>
-                <w:sz w:val="18"/>
-              </w:rPr>
-              <w:t>Repeat interviews</w:t>
-            </w:r>
-          </w:p>
-        </w:tc>
-        <w:tc>
-          <w:tcPr>
-            <w:tcW w:type="dxa" w:w="2268"/>
-            <w:tcBorders>
-              <w:top w:val="single" w:color="94A3B8" w:sz="4"/>
-              <w:left w:val="none"/>
-              <w:bottom w:val="single" w:color="94A3B8" w:sz="4"/>
-              <w:right w:val="none"/>
-            </w:tcBorders>
-          </w:tcPr>
-          <w:p>
-            <w:r/>
-            <w:r>
-              <w:rPr>
-                <w:sz w:val="18"/>
-              </w:rPr>
-              <w:t>Were repeat interviews carried out?</w:t>
-            </w:r>
-          </w:p>
-        </w:tc>
-        <w:tc>
-          <w:tcPr>
-            <w:tcW w:type="dxa" w:w="2268"/>
-            <w:tcBorders>
-              <w:top w:val="single" w:color="94A3B8" w:sz="4"/>
-              <w:left w:val="none"/>
-              <w:bottom w:val="single" w:color="94A3B8" w:sz="4"/>
-              <w:right w:val="none"/>
-            </w:tcBorders>
-          </w:tcPr>
-          <w:p>
-            <w:r/>
-            <w:r>
-              <w:rPr>
-                <w:sz w:val="18"/>
-              </w:rPr>
-              <w:t>No. Each participant was interviewed once.</w:t>
-            </w:r>
-          </w:p>
-        </w:tc>
-      </w:tr>
-      <w:tr>
-        <w:tc>
-          <w:tcPr>
-            <w:tcW w:type="dxa" w:w="2268"/>
-            <w:tcBorders>
-              <w:top w:val="single" w:color="94A3B8" w:sz="4"/>
-              <w:left w:val="none"/>
-              <w:bottom w:val="single" w:color="94A3B8" w:sz="4"/>
-              <w:right w:val="none"/>
-            </w:tcBorders>
-          </w:tcPr>
-          <w:p>
-            <w:r/>
-            <w:r>
-              <w:rPr>
-                <w:sz w:val="18"/>
-              </w:rPr>
-              <w:t>19</w:t>
-            </w:r>
-          </w:p>
-        </w:tc>
-        <w:tc>
-          <w:tcPr>
-            <w:tcW w:type="dxa" w:w="2268"/>
-            <w:tcBorders>
-              <w:top w:val="single" w:color="94A3B8" w:sz="4"/>
-              <w:left w:val="none"/>
-              <w:bottom w:val="single" w:color="94A3B8" w:sz="4"/>
-              <w:right w:val="none"/>
-            </w:tcBorders>
-          </w:tcPr>
-          <w:p>
-            <w:r/>
-            <w:r>
-              <w:rPr>
-                <w:sz w:val="18"/>
-              </w:rPr>
-              <w:t>Audio/visual recording</w:t>
-            </w:r>
-          </w:p>
-        </w:tc>
-        <w:tc>
-          <w:tcPr>
-            <w:tcW w:type="dxa" w:w="2268"/>
-            <w:tcBorders>
-              <w:top w:val="single" w:color="94A3B8" w:sz="4"/>
-              <w:left w:val="none"/>
-              <w:bottom w:val="single" w:color="94A3B8" w:sz="4"/>
-              <w:right w:val="none"/>
-            </w:tcBorders>
-          </w:tcPr>
-          <w:p>
-            <w:r/>
-            <w:r>
-              <w:rPr>
-                <w:sz w:val="18"/>
-              </w:rPr>
-              <w:t>Did the research use audio or visual recording?</w:t>
-            </w:r>
-          </w:p>
-        </w:tc>
-        <w:tc>
-          <w:tcPr>
-            <w:tcW w:type="dxa" w:w="2268"/>
-            <w:tcBorders>
-              <w:top w:val="single" w:color="94A3B8" w:sz="4"/>
-              <w:left w:val="none"/>
-              <w:bottom w:val="single" w:color="94A3B8" w:sz="4"/>
-              <w:right w:val="none"/>
-            </w:tcBorders>
-          </w:tcPr>
-          <w:p>
-            <w:r/>
-            <w:r>
-              <w:rPr>
-                <w:sz w:val="18"/>
-              </w:rPr>
-              <w:t>Yes. All interviews were audio-recorded with participant consent, transcribed verbatim in Bangla, and translated into English with back-translation verification.</w:t>
-            </w:r>
-          </w:p>
-        </w:tc>
-      </w:tr>
-      <w:tr>
-        <w:tc>
-          <w:tcPr>
-            <w:tcW w:type="dxa" w:w="2268"/>
-            <w:tcBorders>
-              <w:top w:val="single" w:color="94A3B8" w:sz="4"/>
-              <w:left w:val="none"/>
-              <w:bottom w:val="single" w:color="94A3B8" w:sz="4"/>
-              <w:right w:val="none"/>
-            </w:tcBorders>
-          </w:tcPr>
-          <w:p>
-            <w:r/>
-            <w:r>
-              <w:rPr>
-                <w:sz w:val="18"/>
-              </w:rPr>
-              <w:t>20</w:t>
-            </w:r>
-          </w:p>
-        </w:tc>
-        <w:tc>
-          <w:tcPr>
-            <w:tcW w:type="dxa" w:w="2268"/>
-            <w:tcBorders>
-              <w:top w:val="single" w:color="94A3B8" w:sz="4"/>
-              <w:left w:val="none"/>
-              <w:bottom w:val="single" w:color="94A3B8" w:sz="4"/>
-              <w:right w:val="none"/>
-            </w:tcBorders>
-          </w:tcPr>
-          <w:p>
-            <w:r/>
-            <w:r>
-              <w:rPr>
-                <w:sz w:val="18"/>
-              </w:rPr>
-              <w:t>Field notes</w:t>
-            </w:r>
-          </w:p>
-        </w:tc>
-        <w:tc>
-          <w:tcPr>
-            <w:tcW w:type="dxa" w:w="2268"/>
-            <w:tcBorders>
-              <w:top w:val="single" w:color="94A3B8" w:sz="4"/>
-              <w:left w:val="none"/>
-              <w:bottom w:val="single" w:color="94A3B8" w:sz="4"/>
-              <w:right w:val="none"/>
-            </w:tcBorders>
-          </w:tcPr>
-          <w:p>
-            <w:r/>
-            <w:r>
-              <w:rPr>
-                <w:sz w:val="18"/>
-              </w:rPr>
-              <w:t>Were field notes made during and/or after the interview?</w:t>
-            </w:r>
-          </w:p>
-        </w:tc>
-        <w:tc>
-          <w:tcPr>
-            <w:tcW w:type="dxa" w:w="2268"/>
-            <w:tcBorders>
-              <w:top w:val="single" w:color="94A3B8" w:sz="4"/>
-              <w:left w:val="none"/>
-              <w:bottom w:val="single" w:color="94A3B8" w:sz="4"/>
-              <w:right w:val="none"/>
-            </w:tcBorders>
-          </w:tcPr>
-          <w:p>
-            <w:r/>
-            <w:r>
-              <w:rPr>
-                <w:sz w:val="18"/>
-              </w:rPr>
-              <w:t>Yes. The primary interviewer maintained reflective notes after each session documenting contextual observations, emerging patterns, and reflexive considerations.</w:t>
-            </w:r>
-          </w:p>
-        </w:tc>
-      </w:tr>
-      <w:tr>
-        <w:tc>
-          <w:tcPr>
-            <w:tcW w:type="dxa" w:w="2268"/>
-            <w:tcBorders>
-              <w:top w:val="single" w:color="94A3B8" w:sz="4"/>
-              <w:left w:val="none"/>
-              <w:bottom w:val="single" w:color="94A3B8" w:sz="4"/>
-              <w:right w:val="none"/>
-            </w:tcBorders>
-          </w:tcPr>
-          <w:p>
-            <w:r/>
-            <w:r>
-              <w:rPr>
-                <w:sz w:val="18"/>
-              </w:rPr>
-              <w:t>21</w:t>
-            </w:r>
-          </w:p>
-        </w:tc>
-        <w:tc>
-          <w:tcPr>
-            <w:tcW w:type="dxa" w:w="2268"/>
-            <w:tcBorders>
-              <w:top w:val="single" w:color="94A3B8" w:sz="4"/>
-              <w:left w:val="none"/>
-              <w:bottom w:val="single" w:color="94A3B8" w:sz="4"/>
-              <w:right w:val="none"/>
-            </w:tcBorders>
-          </w:tcPr>
-          <w:p>
-            <w:r/>
-            <w:r>
-              <w:rPr>
-                <w:sz w:val="18"/>
-              </w:rPr>
-              <w:t>Duration</w:t>
-            </w:r>
-          </w:p>
-        </w:tc>
-        <w:tc>
-          <w:tcPr>
-            <w:tcW w:type="dxa" w:w="2268"/>
-            <w:tcBorders>
-              <w:top w:val="single" w:color="94A3B8" w:sz="4"/>
-              <w:left w:val="none"/>
-              <w:bottom w:val="single" w:color="94A3B8" w:sz="4"/>
-              <w:right w:val="none"/>
-            </w:tcBorders>
-          </w:tcPr>
-          <w:p>
-            <w:r/>
-            <w:r>
-              <w:rPr>
-                <w:sz w:val="18"/>
-              </w:rPr>
-              <w:t>What was the duration of the interviews?</w:t>
-            </w:r>
-          </w:p>
-        </w:tc>
-        <w:tc>
-          <w:tcPr>
-            <w:tcW w:type="dxa" w:w="2268"/>
-            <w:tcBorders>
-              <w:top w:val="single" w:color="94A3B8" w:sz="4"/>
-              <w:left w:val="none"/>
-              <w:bottom w:val="single" w:color="94A3B8" w:sz="4"/>
-              <w:right w:val="none"/>
-            </w:tcBorders>
-          </w:tcPr>
-          <w:p>
-            <w:r/>
-            <w:r>
-              <w:rPr>
-                <w:sz w:val="18"/>
-              </w:rPr>
-              <w:t>Approximately 20–30 minutes per interview (range: 18–35 minutes).</w:t>
-            </w:r>
-          </w:p>
-        </w:tc>
-      </w:tr>
-      <w:tr>
-        <w:tc>
-          <w:tcPr>
-            <w:tcW w:type="dxa" w:w="2268"/>
-            <w:tcBorders>
-              <w:top w:val="single" w:color="94A3B8" w:sz="4"/>
-              <w:left w:val="none"/>
-              <w:bottom w:val="single" w:color="94A3B8" w:sz="4"/>
-              <w:right w:val="none"/>
-            </w:tcBorders>
-          </w:tcPr>
-          <w:p>
-            <w:r/>
-            <w:r>
-              <w:rPr>
-                <w:sz w:val="18"/>
-              </w:rPr>
-              <w:t>22</w:t>
-            </w:r>
-          </w:p>
-        </w:tc>
-        <w:tc>
-          <w:tcPr>
-            <w:tcW w:type="dxa" w:w="2268"/>
-            <w:tcBorders>
-              <w:top w:val="single" w:color="94A3B8" w:sz="4"/>
-              <w:left w:val="none"/>
-              <w:bottom w:val="single" w:color="94A3B8" w:sz="4"/>
-              <w:right w:val="none"/>
-            </w:tcBorders>
-          </w:tcPr>
-          <w:p>
-            <w:r/>
-            <w:r>
-              <w:rPr>
-                <w:sz w:val="18"/>
-              </w:rPr>
-              <w:t>Data saturation</w:t>
-            </w:r>
-          </w:p>
-        </w:tc>
-        <w:tc>
-          <w:tcPr>
-            <w:tcW w:type="dxa" w:w="2268"/>
-            <w:tcBorders>
-              <w:top w:val="single" w:color="94A3B8" w:sz="4"/>
-              <w:left w:val="none"/>
-              <w:bottom w:val="single" w:color="94A3B8" w:sz="4"/>
-              <w:right w:val="none"/>
-            </w:tcBorders>
-          </w:tcPr>
-          <w:p>
-            <w:r/>
-            <w:r>
-              <w:rPr>
-                <w:sz w:val="18"/>
-              </w:rPr>
-              <w:t>Was data saturation discussed?</w:t>
-            </w:r>
-          </w:p>
-        </w:tc>
-        <w:tc>
-          <w:tcPr>
-            <w:tcW w:type="dxa" w:w="2268"/>
-            <w:tcBorders>
-              <w:top w:val="single" w:color="94A3B8" w:sz="4"/>
-              <w:left w:val="none"/>
-              <w:bottom w:val="single" w:color="94A3B8" w:sz="4"/>
-              <w:right w:val="none"/>
-            </w:tcBorders>
-          </w:tcPr>
-          <w:p>
-            <w:r/>
-            <w:r>
-              <w:rPr>
-                <w:sz w:val="18"/>
-              </w:rPr>
-              <w:t>Yes. Thematic saturation assessed iteratively; no new major themes emerged after the 15th interview. Final 5 interviews confirmed redundancy across all four themes. Consistent with Guest et al. (2006) benchmarks for homogenous populations.</w:t>
-            </w:r>
-          </w:p>
-        </w:tc>
-      </w:tr>
-      <w:tr>
-        <w:tc>
-          <w:tcPr>
-            <w:tcW w:type="dxa" w:w="2268"/>
-            <w:tcBorders>
-              <w:top w:val="single" w:color="94A3B8" w:sz="4"/>
-              <w:left w:val="none"/>
-              <w:bottom w:val="single" w:color="94A3B8" w:sz="4"/>
-              <w:right w:val="none"/>
-            </w:tcBorders>
-          </w:tcPr>
-          <w:p>
-            <w:r/>
-            <w:r>
-              <w:rPr>
-                <w:sz w:val="18"/>
-              </w:rPr>
-              <w:t>23</w:t>
-            </w:r>
-          </w:p>
-        </w:tc>
-        <w:tc>
-          <w:tcPr>
-            <w:tcW w:type="dxa" w:w="2268"/>
-            <w:tcBorders>
-              <w:top w:val="single" w:color="94A3B8" w:sz="4"/>
-              <w:left w:val="none"/>
-              <w:bottom w:val="single" w:color="94A3B8" w:sz="4"/>
-              <w:right w:val="none"/>
-            </w:tcBorders>
-          </w:tcPr>
-          <w:p>
-            <w:r/>
-            <w:r>
-              <w:rPr>
-                <w:sz w:val="18"/>
-              </w:rPr>
-              <w:t>Transcripts returned</w:t>
-            </w:r>
-          </w:p>
-        </w:tc>
-        <w:tc>
-          <w:tcPr>
-            <w:tcW w:type="dxa" w:w="2268"/>
-            <w:tcBorders>
-              <w:top w:val="single" w:color="94A3B8" w:sz="4"/>
-              <w:left w:val="none"/>
-              <w:bottom w:val="single" w:color="94A3B8" w:sz="4"/>
-              <w:right w:val="none"/>
-            </w:tcBorders>
-          </w:tcPr>
-          <w:p>
-            <w:r/>
-            <w:r>
-              <w:rPr>
-                <w:sz w:val="18"/>
-              </w:rPr>
-              <w:t>Were transcripts returned to participants for comment and/or correction?</w:t>
-            </w:r>
-          </w:p>
-        </w:tc>
-        <w:tc>
-          <w:tcPr>
-            <w:tcW w:type="dxa" w:w="2268"/>
-            <w:tcBorders>
-              <w:top w:val="single" w:color="94A3B8" w:sz="4"/>
-              <w:left w:val="none"/>
-              <w:bottom w:val="single" w:color="94A3B8" w:sz="4"/>
-              <w:right w:val="none"/>
-            </w:tcBorders>
-          </w:tcPr>
-          <w:p>
-            <w:r/>
-            <w:r>
-              <w:rPr>
-                <w:sz w:val="18"/>
-              </w:rPr>
-              <w:t>Participants were offered transcript review; none requested corrections or changes.</w:t>
-            </w:r>
-          </w:p>
-        </w:tc>
-      </w:tr>
-    </w:tbl>
+    <w:p/>
+    <w:p/>
     <w:p>
-      <w:pPr>
-        <w:spacing w:after="120"/>
-      </w:pPr>
+      <w:r>
+        <w:t>____________________________________________________________</w:t>
+      </w:r>
     </w:p>
-    <w:p>
-      <w:pPr>
-        <w:pBdr>
-          <w:bottom w:val="single" w:sz="6" w:space="1" w:color="C0C0C0"/>
-        </w:pBdr>
-        <w:spacing w:after="80"/>
-      </w:pPr>
-    </w:p>
+    <w:p/>
     <w:p>
       <w:pPr>
         <w:pStyle w:val="Heading2"/>
-        <w:spacing w:before="240" w:after="80"/>
       </w:pPr>
       <w:r>
-        <w:rPr>
-          <w:color w:val="1E3A8A"/>
-        </w:rPr>
         <w:t>Domain 3: Analysis and Findings</w:t>
       </w:r>
     </w:p>
+    <w:p/>
     <w:p>
       <w:pPr>
         <w:pStyle w:val="Heading3"/>
-        <w:spacing w:before="200" w:after="60"/>
       </w:pPr>
       <w:r>
-        <w:rPr>
-          <w:color w:val="047857"/>
-        </w:rPr>
         <w:t>Data Analysis</w:t>
       </w:r>
     </w:p>
-    <w:tbl>
-      <w:tblPr>
-        <w:tblW w:type="auto" w:w="0"/>
-        <w:jc w:val="center"/>
-        <w:tblLook w:firstColumn="1" w:firstRow="1" w:lastColumn="0" w:lastRow="0" w:noHBand="0" w:noVBand="1" w:val="04A0"/>
-      </w:tblPr>
-      <w:tblGrid>
-        <w:gridCol w:w="2268"/>
-        <w:gridCol w:w="2268"/>
-        <w:gridCol w:w="2268"/>
-        <w:gridCol w:w="2268"/>
-      </w:tblGrid>
-      <w:tr>
-        <w:tc>
-          <w:tcPr>
-            <w:tcW w:type="dxa" w:w="2268"/>
-            <w:tcBorders>
-              <w:top w:val="single" w:color="94A3B8" w:sz="4"/>
-              <w:left w:val="none"/>
-              <w:bottom w:val="single" w:color="94A3B8" w:sz="4"/>
-              <w:right w:val="none"/>
-            </w:tcBorders>
-            <w:shd w:val="clear" w:color="auto" w:fill="1E3A8A"/>
-          </w:tcPr>
-          <w:p>
-            <w:pPr>
-              <w:jc w:val="left"/>
-            </w:pPr>
-            <w:r>
-              <w:rPr>
-                <w:b/>
-                <w:color w:val="FFFFFF"/>
-              </w:rPr>
-            </w:r>
-            <w:r>
-              <w:rPr>
-                <w:b/>
-                <w:color w:val="FFFFFF"/>
-              </w:rPr>
-              <w:t>No.</w:t>
-            </w:r>
-          </w:p>
-        </w:tc>
-        <w:tc>
-          <w:tcPr>
-            <w:tcW w:type="dxa" w:w="2268"/>
-            <w:tcBorders>
-              <w:top w:val="single" w:color="94A3B8" w:sz="4"/>
-              <w:left w:val="none"/>
-              <w:bottom w:val="single" w:color="94A3B8" w:sz="4"/>
-              <w:right w:val="none"/>
-            </w:tcBorders>
-            <w:shd w:val="clear" w:color="auto" w:fill="1E3A8A"/>
-          </w:tcPr>
-          <w:p>
-            <w:pPr>
-              <w:jc w:val="left"/>
-            </w:pPr>
-            <w:r>
-              <w:rPr>
-                <w:b/>
-                <w:color w:val="FFFFFF"/>
-              </w:rPr>
-            </w:r>
-            <w:r>
-              <w:rPr>
-                <w:b/>
-                <w:color w:val="FFFFFF"/>
-              </w:rPr>
-              <w:t>Item</w:t>
-            </w:r>
-          </w:p>
-        </w:tc>
-        <w:tc>
-          <w:tcPr>
-            <w:tcW w:type="dxa" w:w="2268"/>
-            <w:tcBorders>
-              <w:top w:val="single" w:color="94A3B8" w:sz="4"/>
-              <w:left w:val="none"/>
-              <w:bottom w:val="single" w:color="94A3B8" w:sz="4"/>
-              <w:right w:val="none"/>
-            </w:tcBorders>
-            <w:shd w:val="clear" w:color="auto" w:fill="1E3A8A"/>
-          </w:tcPr>
-          <w:p>
-            <w:pPr>
-              <w:jc w:val="left"/>
-            </w:pPr>
-            <w:r>
-              <w:rPr>
-                <w:b/>
-                <w:color w:val="FFFFFF"/>
-              </w:rPr>
-            </w:r>
-            <w:r>
-              <w:rPr>
-                <w:b/>
-                <w:color w:val="FFFFFF"/>
-              </w:rPr>
-              <w:t>Guide Questions</w:t>
-            </w:r>
-          </w:p>
-        </w:tc>
-        <w:tc>
-          <w:tcPr>
-            <w:tcW w:type="dxa" w:w="2268"/>
-            <w:tcBorders>
-              <w:top w:val="single" w:color="94A3B8" w:sz="4"/>
-              <w:left w:val="none"/>
-              <w:bottom w:val="single" w:color="94A3B8" w:sz="4"/>
-              <w:right w:val="none"/>
-            </w:tcBorders>
-            <w:shd w:val="clear" w:color="auto" w:fill="1E3A8A"/>
-          </w:tcPr>
-          <w:p>
-            <w:pPr>
-              <w:jc w:val="left"/>
-            </w:pPr>
-            <w:r>
-              <w:rPr>
-                <w:b/>
-                <w:color w:val="FFFFFF"/>
-              </w:rPr>
-            </w:r>
-            <w:r>
-              <w:rPr>
-                <w:b/>
-                <w:color w:val="FFFFFF"/>
-              </w:rPr>
-              <w:t>Response</w:t>
-            </w:r>
-          </w:p>
-        </w:tc>
-      </w:tr>
-      <w:tr>
-        <w:tc>
-          <w:tcPr>
-            <w:tcW w:type="dxa" w:w="2268"/>
-            <w:tcBorders>
-              <w:top w:val="single" w:color="94A3B8" w:sz="4"/>
-              <w:left w:val="none"/>
-              <w:bottom w:val="single" w:color="94A3B8" w:sz="4"/>
-              <w:right w:val="none"/>
-            </w:tcBorders>
-          </w:tcPr>
-          <w:p>
-            <w:r/>
-            <w:r>
-              <w:rPr>
-                <w:sz w:val="18"/>
-              </w:rPr>
-              <w:t>24</w:t>
-            </w:r>
-          </w:p>
-        </w:tc>
-        <w:tc>
-          <w:tcPr>
-            <w:tcW w:type="dxa" w:w="2268"/>
-            <w:tcBorders>
-              <w:top w:val="single" w:color="94A3B8" w:sz="4"/>
-              <w:left w:val="none"/>
-              <w:bottom w:val="single" w:color="94A3B8" w:sz="4"/>
-              <w:right w:val="none"/>
-            </w:tcBorders>
-          </w:tcPr>
-          <w:p>
-            <w:r/>
-            <w:r>
-              <w:rPr>
-                <w:sz w:val="18"/>
-              </w:rPr>
-              <w:t>Number of data coders</w:t>
-            </w:r>
-          </w:p>
-        </w:tc>
-        <w:tc>
-          <w:tcPr>
-            <w:tcW w:type="dxa" w:w="2268"/>
-            <w:tcBorders>
-              <w:top w:val="single" w:color="94A3B8" w:sz="4"/>
-              <w:left w:val="none"/>
-              <w:bottom w:val="single" w:color="94A3B8" w:sz="4"/>
-              <w:right w:val="none"/>
-            </w:tcBorders>
-          </w:tcPr>
-          <w:p>
-            <w:r/>
-            <w:r>
-              <w:rPr>
-                <w:sz w:val="18"/>
-              </w:rPr>
-              <w:t>How many data coders coded the data?</w:t>
-            </w:r>
-          </w:p>
-        </w:tc>
-        <w:tc>
-          <w:tcPr>
-            <w:tcW w:type="dxa" w:w="2268"/>
-            <w:tcBorders>
-              <w:top w:val="single" w:color="94A3B8" w:sz="4"/>
-              <w:left w:val="none"/>
-              <w:bottom w:val="single" w:color="94A3B8" w:sz="4"/>
-              <w:right w:val="none"/>
-            </w:tcBorders>
-          </w:tcPr>
-          <w:p>
-            <w:r/>
-            <w:r>
-              <w:rPr>
-                <w:sz w:val="18"/>
-              </w:rPr>
-              <w:t>Two coders: (1) primary author coded all 20 transcripts; (2) independent bilingual second coder coded 25% random sub-sample (n = 5 transcripts).</w:t>
-            </w:r>
-          </w:p>
-        </w:tc>
-      </w:tr>
-      <w:tr>
-        <w:tc>
-          <w:tcPr>
-            <w:tcW w:type="dxa" w:w="2268"/>
-            <w:tcBorders>
-              <w:top w:val="single" w:color="94A3B8" w:sz="4"/>
-              <w:left w:val="none"/>
-              <w:bottom w:val="single" w:color="94A3B8" w:sz="4"/>
-              <w:right w:val="none"/>
-            </w:tcBorders>
-          </w:tcPr>
-          <w:p>
-            <w:r/>
-            <w:r>
-              <w:rPr>
-                <w:sz w:val="18"/>
-              </w:rPr>
-              <w:t>25</w:t>
-            </w:r>
-          </w:p>
-        </w:tc>
-        <w:tc>
-          <w:tcPr>
-            <w:tcW w:type="dxa" w:w="2268"/>
-            <w:tcBorders>
-              <w:top w:val="single" w:color="94A3B8" w:sz="4"/>
-              <w:left w:val="none"/>
-              <w:bottom w:val="single" w:color="94A3B8" w:sz="4"/>
-              <w:right w:val="none"/>
-            </w:tcBorders>
-          </w:tcPr>
-          <w:p>
-            <w:r/>
-            <w:r>
-              <w:rPr>
-                <w:sz w:val="18"/>
-              </w:rPr>
-              <w:t>Description of the coding tree</w:t>
-            </w:r>
-          </w:p>
-        </w:tc>
-        <w:tc>
-          <w:tcPr>
-            <w:tcW w:type="dxa" w:w="2268"/>
-            <w:tcBorders>
-              <w:top w:val="single" w:color="94A3B8" w:sz="4"/>
-              <w:left w:val="none"/>
-              <w:bottom w:val="single" w:color="94A3B8" w:sz="4"/>
-              <w:right w:val="none"/>
-            </w:tcBorders>
-          </w:tcPr>
-          <w:p>
-            <w:r/>
-            <w:r>
-              <w:rPr>
-                <w:sz w:val="18"/>
-              </w:rPr>
-              <w:t>Did authors provide a description of the coding tree?</w:t>
-            </w:r>
-          </w:p>
-        </w:tc>
-        <w:tc>
-          <w:tcPr>
-            <w:tcW w:type="dxa" w:w="2268"/>
-            <w:tcBorders>
-              <w:top w:val="single" w:color="94A3B8" w:sz="4"/>
-              <w:left w:val="none"/>
-              <w:bottom w:val="single" w:color="94A3B8" w:sz="4"/>
-              <w:right w:val="none"/>
-            </w:tcBorders>
-          </w:tcPr>
-          <w:p>
-            <w:r/>
-            <w:r>
-              <w:rPr>
-                <w:sz w:val="18"/>
-              </w:rPr>
-              <w:t>Yes. Four overarching themes with sub-themes identified and reported in Sections 8.3–8.6: (1) Academic Dread and Career Despair; (2) Institutional Identity and Low-Pressure Burnout; (3) Digital Fatigue as Maladaptive Coping; (4) Circadian Collapse and Sleep Deprivation.</w:t>
-            </w:r>
-          </w:p>
-        </w:tc>
-      </w:tr>
-      <w:tr>
-        <w:tc>
-          <w:tcPr>
-            <w:tcW w:type="dxa" w:w="2268"/>
-            <w:tcBorders>
-              <w:top w:val="single" w:color="94A3B8" w:sz="4"/>
-              <w:left w:val="none"/>
-              <w:bottom w:val="single" w:color="94A3B8" w:sz="4"/>
-              <w:right w:val="none"/>
-            </w:tcBorders>
-          </w:tcPr>
-          <w:p>
-            <w:r/>
-            <w:r>
-              <w:rPr>
-                <w:sz w:val="18"/>
-              </w:rPr>
-              <w:t>26</w:t>
-            </w:r>
-          </w:p>
-        </w:tc>
-        <w:tc>
-          <w:tcPr>
-            <w:tcW w:type="dxa" w:w="2268"/>
-            <w:tcBorders>
-              <w:top w:val="single" w:color="94A3B8" w:sz="4"/>
-              <w:left w:val="none"/>
-              <w:bottom w:val="single" w:color="94A3B8" w:sz="4"/>
-              <w:right w:val="none"/>
-            </w:tcBorders>
-          </w:tcPr>
-          <w:p>
-            <w:r/>
-            <w:r>
-              <w:rPr>
-                <w:sz w:val="18"/>
-              </w:rPr>
-              <w:t>Derivation of themes</w:t>
-            </w:r>
-          </w:p>
-        </w:tc>
-        <w:tc>
-          <w:tcPr>
-            <w:tcW w:type="dxa" w:w="2268"/>
-            <w:tcBorders>
-              <w:top w:val="single" w:color="94A3B8" w:sz="4"/>
-              <w:left w:val="none"/>
-              <w:bottom w:val="single" w:color="94A3B8" w:sz="4"/>
-              <w:right w:val="none"/>
-            </w:tcBorders>
-          </w:tcPr>
-          <w:p>
-            <w:r/>
-            <w:r>
-              <w:rPr>
-                <w:sz w:val="18"/>
-              </w:rPr>
-              <w:t>Were themes identified in advance or derived from the data?</w:t>
-            </w:r>
-          </w:p>
-        </w:tc>
-        <w:tc>
-          <w:tcPr>
-            <w:tcW w:type="dxa" w:w="2268"/>
-            <w:tcBorders>
-              <w:top w:val="single" w:color="94A3B8" w:sz="4"/>
-              <w:left w:val="none"/>
-              <w:bottom w:val="single" w:color="94A3B8" w:sz="4"/>
-              <w:right w:val="none"/>
-            </w:tcBorders>
-          </w:tcPr>
-          <w:p>
-            <w:r/>
-            <w:r>
-              <w:rPr>
-                <w:sz w:val="18"/>
-              </w:rPr>
-              <w:t xml:space="preserve">Themes derived inductively from the data (bottom-up open coding), completed </w:t>
-            </w:r>
-            <w:r>
-              <w:rPr>
-                <w:i/>
-                <w:sz w:val="18"/>
-              </w:rPr>
-              <w:t>before</w:t>
-            </w:r>
-            <w:r>
-              <w:rPr>
-                <w:sz w:val="18"/>
-              </w:rPr>
-              <w:t xml:space="preserve"> reviewing quantitative SHAP feature rankings. Subsequently mapped onto JD-R and COR frameworks in the triangulation matrix (Table 9, Section 9).</w:t>
-            </w:r>
-          </w:p>
-        </w:tc>
-      </w:tr>
-      <w:tr>
-        <w:tc>
-          <w:tcPr>
-            <w:tcW w:type="dxa" w:w="2268"/>
-            <w:tcBorders>
-              <w:top w:val="single" w:color="94A3B8" w:sz="4"/>
-              <w:left w:val="none"/>
-              <w:bottom w:val="single" w:color="94A3B8" w:sz="4"/>
-              <w:right w:val="none"/>
-            </w:tcBorders>
-          </w:tcPr>
-          <w:p>
-            <w:r/>
-            <w:r>
-              <w:rPr>
-                <w:sz w:val="18"/>
-              </w:rPr>
-              <w:t>27</w:t>
-            </w:r>
-          </w:p>
-        </w:tc>
-        <w:tc>
-          <w:tcPr>
-            <w:tcW w:type="dxa" w:w="2268"/>
-            <w:tcBorders>
-              <w:top w:val="single" w:color="94A3B8" w:sz="4"/>
-              <w:left w:val="none"/>
-              <w:bottom w:val="single" w:color="94A3B8" w:sz="4"/>
-              <w:right w:val="none"/>
-            </w:tcBorders>
-          </w:tcPr>
-          <w:p>
-            <w:r/>
-            <w:r>
-              <w:rPr>
-                <w:sz w:val="18"/>
-              </w:rPr>
-              <w:t>Software</w:t>
-            </w:r>
-          </w:p>
-        </w:tc>
-        <w:tc>
-          <w:tcPr>
-            <w:tcW w:type="dxa" w:w="2268"/>
-            <w:tcBorders>
-              <w:top w:val="single" w:color="94A3B8" w:sz="4"/>
-              <w:left w:val="none"/>
-              <w:bottom w:val="single" w:color="94A3B8" w:sz="4"/>
-              <w:right w:val="none"/>
-            </w:tcBorders>
-          </w:tcPr>
-          <w:p>
-            <w:r/>
-            <w:r>
-              <w:rPr>
-                <w:sz w:val="18"/>
-              </w:rPr>
-              <w:t>What software was used to manage the data?</w:t>
-            </w:r>
-          </w:p>
-        </w:tc>
-        <w:tc>
-          <w:tcPr>
-            <w:tcW w:type="dxa" w:w="2268"/>
-            <w:tcBorders>
-              <w:top w:val="single" w:color="94A3B8" w:sz="4"/>
-              <w:left w:val="none"/>
-              <w:bottom w:val="single" w:color="94A3B8" w:sz="4"/>
-              <w:right w:val="none"/>
-            </w:tcBorders>
-          </w:tcPr>
-          <w:p>
-            <w:r/>
-            <w:r>
-              <w:rPr>
-                <w:sz w:val="18"/>
-              </w:rPr>
-              <w:t>Manual coding using structured codebook in Microsoft Word/Excel. No qualitative data management software used; corpus size (N = 20 transcripts × 10 questions) was manageable without software.</w:t>
-            </w:r>
-          </w:p>
-        </w:tc>
-      </w:tr>
-      <w:tr>
-        <w:tc>
-          <w:tcPr>
-            <w:tcW w:type="dxa" w:w="2268"/>
-            <w:tcBorders>
-              <w:top w:val="single" w:color="94A3B8" w:sz="4"/>
-              <w:left w:val="none"/>
-              <w:bottom w:val="single" w:color="94A3B8" w:sz="4"/>
-              <w:right w:val="none"/>
-            </w:tcBorders>
-          </w:tcPr>
-          <w:p>
-            <w:r/>
-            <w:r>
-              <w:rPr>
-                <w:sz w:val="18"/>
-              </w:rPr>
-              <w:t>28</w:t>
-            </w:r>
-          </w:p>
-        </w:tc>
-        <w:tc>
-          <w:tcPr>
-            <w:tcW w:type="dxa" w:w="2268"/>
-            <w:tcBorders>
-              <w:top w:val="single" w:color="94A3B8" w:sz="4"/>
-              <w:left w:val="none"/>
-              <w:bottom w:val="single" w:color="94A3B8" w:sz="4"/>
-              <w:right w:val="none"/>
-            </w:tcBorders>
-          </w:tcPr>
-          <w:p>
-            <w:r/>
-            <w:r>
-              <w:rPr>
-                <w:sz w:val="18"/>
-              </w:rPr>
-              <w:t>Participant checking</w:t>
-            </w:r>
-          </w:p>
-        </w:tc>
-        <w:tc>
-          <w:tcPr>
-            <w:tcW w:type="dxa" w:w="2268"/>
-            <w:tcBorders>
-              <w:top w:val="single" w:color="94A3B8" w:sz="4"/>
-              <w:left w:val="none"/>
-              <w:bottom w:val="single" w:color="94A3B8" w:sz="4"/>
-              <w:right w:val="none"/>
-            </w:tcBorders>
-          </w:tcPr>
-          <w:p>
-            <w:r/>
-            <w:r>
-              <w:rPr>
-                <w:sz w:val="18"/>
-              </w:rPr>
-              <w:t>Did participants provide feedback on the findings?</w:t>
-            </w:r>
-          </w:p>
-        </w:tc>
-        <w:tc>
-          <w:tcPr>
-            <w:tcW w:type="dxa" w:w="2268"/>
-            <w:tcBorders>
-              <w:top w:val="single" w:color="94A3B8" w:sz="4"/>
-              <w:left w:val="none"/>
-              <w:bottom w:val="single" w:color="94A3B8" w:sz="4"/>
-              <w:right w:val="none"/>
-            </w:tcBorders>
-          </w:tcPr>
-          <w:p>
-            <w:r/>
-            <w:r>
-              <w:rPr>
-                <w:sz w:val="18"/>
-              </w:rPr>
-              <w:t>Not formally completed. The independent inter-rater reliability verification (κ = 0.82, Section 3.8) serves as a methodological proxy for analytical trustworthiness.</w:t>
-            </w:r>
-          </w:p>
-        </w:tc>
-      </w:tr>
-    </w:tbl>
-    <w:p>
-      <w:pPr>
-        <w:spacing w:after="120"/>
-      </w:pPr>
-    </w:p>
+    <w:p/>
+    <w:p/>
     <w:p>
       <w:pPr>
         <w:pStyle w:val="Heading3"/>
-        <w:spacing w:before="200" w:after="60"/>
       </w:pPr>
       <w:r>
-        <w:rPr>
-          <w:color w:val="047857"/>
-        </w:rPr>
         <w:t>Reporting</w:t>
       </w:r>
     </w:p>
-    <w:tbl>
-      <w:tblPr>
-        <w:tblW w:type="auto" w:w="0"/>
-        <w:jc w:val="center"/>
-        <w:tblLook w:firstColumn="1" w:firstRow="1" w:lastColumn="0" w:lastRow="0" w:noHBand="0" w:noVBand="1" w:val="04A0"/>
-      </w:tblPr>
-      <w:tblGrid>
-        <w:gridCol w:w="2268"/>
-        <w:gridCol w:w="2268"/>
-        <w:gridCol w:w="2268"/>
-        <w:gridCol w:w="2268"/>
-      </w:tblGrid>
-      <w:tr>
-        <w:tc>
-          <w:tcPr>
-            <w:tcW w:type="dxa" w:w="2268"/>
-            <w:tcBorders>
-              <w:top w:val="single" w:color="94A3B8" w:sz="4"/>
-              <w:left w:val="none"/>
-              <w:bottom w:val="single" w:color="94A3B8" w:sz="4"/>
-              <w:right w:val="none"/>
-            </w:tcBorders>
-            <w:shd w:val="clear" w:color="auto" w:fill="1E3A8A"/>
-          </w:tcPr>
-          <w:p>
-            <w:pPr>
-              <w:jc w:val="left"/>
-            </w:pPr>
-            <w:r>
-              <w:rPr>
-                <w:b/>
-                <w:color w:val="FFFFFF"/>
-              </w:rPr>
-            </w:r>
-            <w:r>
-              <w:rPr>
-                <w:b/>
-                <w:color w:val="FFFFFF"/>
-              </w:rPr>
-              <w:t>No.</w:t>
-            </w:r>
-          </w:p>
-        </w:tc>
-        <w:tc>
-          <w:tcPr>
-            <w:tcW w:type="dxa" w:w="2268"/>
-            <w:tcBorders>
-              <w:top w:val="single" w:color="94A3B8" w:sz="4"/>
-              <w:left w:val="none"/>
-              <w:bottom w:val="single" w:color="94A3B8" w:sz="4"/>
-              <w:right w:val="none"/>
-            </w:tcBorders>
-            <w:shd w:val="clear" w:color="auto" w:fill="1E3A8A"/>
-          </w:tcPr>
-          <w:p>
-            <w:pPr>
-              <w:jc w:val="left"/>
-            </w:pPr>
-            <w:r>
-              <w:rPr>
-                <w:b/>
-                <w:color w:val="FFFFFF"/>
-              </w:rPr>
-            </w:r>
-            <w:r>
-              <w:rPr>
-                <w:b/>
-                <w:color w:val="FFFFFF"/>
-              </w:rPr>
-              <w:t>Item</w:t>
-            </w:r>
-          </w:p>
-        </w:tc>
-        <w:tc>
-          <w:tcPr>
-            <w:tcW w:type="dxa" w:w="2268"/>
-            <w:tcBorders>
-              <w:top w:val="single" w:color="94A3B8" w:sz="4"/>
-              <w:left w:val="none"/>
-              <w:bottom w:val="single" w:color="94A3B8" w:sz="4"/>
-              <w:right w:val="none"/>
-            </w:tcBorders>
-            <w:shd w:val="clear" w:color="auto" w:fill="1E3A8A"/>
-          </w:tcPr>
-          <w:p>
-            <w:pPr>
-              <w:jc w:val="left"/>
-            </w:pPr>
-            <w:r>
-              <w:rPr>
-                <w:b/>
-                <w:color w:val="FFFFFF"/>
-              </w:rPr>
-            </w:r>
-            <w:r>
-              <w:rPr>
-                <w:b/>
-                <w:color w:val="FFFFFF"/>
-              </w:rPr>
-              <w:t>Guide Questions</w:t>
-            </w:r>
-          </w:p>
-        </w:tc>
-        <w:tc>
-          <w:tcPr>
-            <w:tcW w:type="dxa" w:w="2268"/>
-            <w:tcBorders>
-              <w:top w:val="single" w:color="94A3B8" w:sz="4"/>
-              <w:left w:val="none"/>
-              <w:bottom w:val="single" w:color="94A3B8" w:sz="4"/>
-              <w:right w:val="none"/>
-            </w:tcBorders>
-            <w:shd w:val="clear" w:color="auto" w:fill="1E3A8A"/>
-          </w:tcPr>
-          <w:p>
-            <w:pPr>
-              <w:jc w:val="left"/>
-            </w:pPr>
-            <w:r>
-              <w:rPr>
-                <w:b/>
-                <w:color w:val="FFFFFF"/>
-              </w:rPr>
-            </w:r>
-            <w:r>
-              <w:rPr>
-                <w:b/>
-                <w:color w:val="FFFFFF"/>
-              </w:rPr>
-              <w:t>Response</w:t>
-            </w:r>
-          </w:p>
-        </w:tc>
-      </w:tr>
-      <w:tr>
-        <w:tc>
-          <w:tcPr>
-            <w:tcW w:type="dxa" w:w="2268"/>
-            <w:tcBorders>
-              <w:top w:val="single" w:color="94A3B8" w:sz="4"/>
-              <w:left w:val="none"/>
-              <w:bottom w:val="single" w:color="94A3B8" w:sz="4"/>
-              <w:right w:val="none"/>
-            </w:tcBorders>
-          </w:tcPr>
-          <w:p>
-            <w:r/>
-            <w:r>
-              <w:rPr>
-                <w:sz w:val="18"/>
-              </w:rPr>
-              <w:t>29</w:t>
-            </w:r>
-          </w:p>
-        </w:tc>
-        <w:tc>
-          <w:tcPr>
-            <w:tcW w:type="dxa" w:w="2268"/>
-            <w:tcBorders>
-              <w:top w:val="single" w:color="94A3B8" w:sz="4"/>
-              <w:left w:val="none"/>
-              <w:bottom w:val="single" w:color="94A3B8" w:sz="4"/>
-              <w:right w:val="none"/>
-            </w:tcBorders>
-          </w:tcPr>
-          <w:p>
-            <w:r/>
-            <w:r>
-              <w:rPr>
-                <w:sz w:val="18"/>
-              </w:rPr>
-              <w:t>Quotations presented</w:t>
-            </w:r>
-          </w:p>
-        </w:tc>
-        <w:tc>
-          <w:tcPr>
-            <w:tcW w:type="dxa" w:w="2268"/>
-            <w:tcBorders>
-              <w:top w:val="single" w:color="94A3B8" w:sz="4"/>
-              <w:left w:val="none"/>
-              <w:bottom w:val="single" w:color="94A3B8" w:sz="4"/>
-              <w:right w:val="none"/>
-            </w:tcBorders>
-          </w:tcPr>
-          <w:p>
-            <w:r/>
-            <w:r>
-              <w:rPr>
-                <w:sz w:val="18"/>
-              </w:rPr>
-              <w:t>Were participant quotations presented to illustrate the themes/findings?</w:t>
-            </w:r>
-          </w:p>
-        </w:tc>
-        <w:tc>
-          <w:tcPr>
-            <w:tcW w:type="dxa" w:w="2268"/>
-            <w:tcBorders>
-              <w:top w:val="single" w:color="94A3B8" w:sz="4"/>
-              <w:left w:val="none"/>
-              <w:bottom w:val="single" w:color="94A3B8" w:sz="4"/>
-              <w:right w:val="none"/>
-            </w:tcBorders>
-          </w:tcPr>
-          <w:p>
-            <w:r/>
-            <w:r>
-              <w:rPr>
-                <w:sz w:val="18"/>
-              </w:rPr>
-              <w:t>Yes. Representative verbatim quotations provided in Sections 8.3–8.6 for all four themes. Each quotation accompanied by participant identifier (P1–P20), degree program, academic year, institutional type, and burnout tier.</w:t>
-            </w:r>
-          </w:p>
-        </w:tc>
-      </w:tr>
-      <w:tr>
-        <w:tc>
-          <w:tcPr>
-            <w:tcW w:type="dxa" w:w="2268"/>
-            <w:tcBorders>
-              <w:top w:val="single" w:color="94A3B8" w:sz="4"/>
-              <w:left w:val="none"/>
-              <w:bottom w:val="single" w:color="94A3B8" w:sz="4"/>
-              <w:right w:val="none"/>
-            </w:tcBorders>
-          </w:tcPr>
-          <w:p>
-            <w:r/>
-            <w:r>
-              <w:rPr>
-                <w:sz w:val="18"/>
-              </w:rPr>
-              <w:t>30</w:t>
-            </w:r>
-          </w:p>
-        </w:tc>
-        <w:tc>
-          <w:tcPr>
-            <w:tcW w:type="dxa" w:w="2268"/>
-            <w:tcBorders>
-              <w:top w:val="single" w:color="94A3B8" w:sz="4"/>
-              <w:left w:val="none"/>
-              <w:bottom w:val="single" w:color="94A3B8" w:sz="4"/>
-              <w:right w:val="none"/>
-            </w:tcBorders>
-          </w:tcPr>
-          <w:p>
-            <w:r/>
-            <w:r>
-              <w:rPr>
-                <w:sz w:val="18"/>
-              </w:rPr>
-              <w:t>Data and findings consistent</w:t>
-            </w:r>
-          </w:p>
-        </w:tc>
-        <w:tc>
-          <w:tcPr>
-            <w:tcW w:type="dxa" w:w="2268"/>
-            <w:tcBorders>
-              <w:top w:val="single" w:color="94A3B8" w:sz="4"/>
-              <w:left w:val="none"/>
-              <w:bottom w:val="single" w:color="94A3B8" w:sz="4"/>
-              <w:right w:val="none"/>
-            </w:tcBorders>
-          </w:tcPr>
-          <w:p>
-            <w:r/>
-            <w:r>
-              <w:rPr>
-                <w:sz w:val="18"/>
-              </w:rPr>
-              <w:t>Was there consistency between the data presented and the findings?</w:t>
-            </w:r>
-          </w:p>
-        </w:tc>
-        <w:tc>
-          <w:tcPr>
-            <w:tcW w:type="dxa" w:w="2268"/>
-            <w:tcBorders>
-              <w:top w:val="single" w:color="94A3B8" w:sz="4"/>
-              <w:left w:val="none"/>
-              <w:bottom w:val="single" w:color="94A3B8" w:sz="4"/>
-              <w:right w:val="none"/>
-            </w:tcBorders>
-          </w:tcPr>
-          <w:p>
-            <w:r/>
-            <w:r>
-              <w:rPr>
-                <w:sz w:val="18"/>
-              </w:rPr>
-              <w:t>Yes. Themes are consistently grounded in verbatim quotations. Triangulation matrix (Table 9, Section 9) explicitly maps SHAP signals to qualitative themes, confirming cross-strand consistency.</w:t>
-            </w:r>
-          </w:p>
-        </w:tc>
-      </w:tr>
-      <w:tr>
-        <w:tc>
-          <w:tcPr>
-            <w:tcW w:type="dxa" w:w="2268"/>
-            <w:tcBorders>
-              <w:top w:val="single" w:color="94A3B8" w:sz="4"/>
-              <w:left w:val="none"/>
-              <w:bottom w:val="single" w:color="94A3B8" w:sz="4"/>
-              <w:right w:val="none"/>
-            </w:tcBorders>
-          </w:tcPr>
-          <w:p>
-            <w:r/>
-            <w:r>
-              <w:rPr>
-                <w:sz w:val="18"/>
-              </w:rPr>
-              <w:t>31</w:t>
-            </w:r>
-          </w:p>
-        </w:tc>
-        <w:tc>
-          <w:tcPr>
-            <w:tcW w:type="dxa" w:w="2268"/>
-            <w:tcBorders>
-              <w:top w:val="single" w:color="94A3B8" w:sz="4"/>
-              <w:left w:val="none"/>
-              <w:bottom w:val="single" w:color="94A3B8" w:sz="4"/>
-              <w:right w:val="none"/>
-            </w:tcBorders>
-          </w:tcPr>
-          <w:p>
-            <w:r/>
-            <w:r>
-              <w:rPr>
-                <w:sz w:val="18"/>
-              </w:rPr>
-              <w:t>Clarity of major themes</w:t>
-            </w:r>
-          </w:p>
-        </w:tc>
-        <w:tc>
-          <w:tcPr>
-            <w:tcW w:type="dxa" w:w="2268"/>
-            <w:tcBorders>
-              <w:top w:val="single" w:color="94A3B8" w:sz="4"/>
-              <w:left w:val="none"/>
-              <w:bottom w:val="single" w:color="94A3B8" w:sz="4"/>
-              <w:right w:val="none"/>
-            </w:tcBorders>
-          </w:tcPr>
-          <w:p>
-            <w:r/>
-            <w:r>
-              <w:rPr>
-                <w:sz w:val="18"/>
-              </w:rPr>
-              <w:t>Were major themes clearly presented in the findings?</w:t>
-            </w:r>
-          </w:p>
-        </w:tc>
-        <w:tc>
-          <w:tcPr>
-            <w:tcW w:type="dxa" w:w="2268"/>
-            <w:tcBorders>
-              <w:top w:val="single" w:color="94A3B8" w:sz="4"/>
-              <w:left w:val="none"/>
-              <w:bottom w:val="single" w:color="94A3B8" w:sz="4"/>
-              <w:right w:val="none"/>
-            </w:tcBorders>
-          </w:tcPr>
-          <w:p>
-            <w:r/>
-            <w:r>
-              <w:rPr>
-                <w:sz w:val="18"/>
-              </w:rPr>
-              <w:t>Yes. Four major themes presented with dedicated subsections (Sections 8.3–8.6), each with thematic title, descriptive narrative, representative quotations with participant identifiers, and methodological caveats where applicable.</w:t>
-            </w:r>
-          </w:p>
-        </w:tc>
-      </w:tr>
-      <w:tr>
-        <w:tc>
-          <w:tcPr>
-            <w:tcW w:type="dxa" w:w="2268"/>
-            <w:tcBorders>
-              <w:top w:val="single" w:color="94A3B8" w:sz="4"/>
-              <w:left w:val="none"/>
-              <w:bottom w:val="single" w:color="94A3B8" w:sz="4"/>
-              <w:right w:val="none"/>
-            </w:tcBorders>
-          </w:tcPr>
-          <w:p>
-            <w:r/>
-            <w:r>
-              <w:rPr>
-                <w:sz w:val="18"/>
-              </w:rPr>
-              <w:t>32</w:t>
-            </w:r>
-          </w:p>
-        </w:tc>
-        <w:tc>
-          <w:tcPr>
-            <w:tcW w:type="dxa" w:w="2268"/>
-            <w:tcBorders>
-              <w:top w:val="single" w:color="94A3B8" w:sz="4"/>
-              <w:left w:val="none"/>
-              <w:bottom w:val="single" w:color="94A3B8" w:sz="4"/>
-              <w:right w:val="none"/>
-            </w:tcBorders>
-          </w:tcPr>
-          <w:p>
-            <w:r/>
-            <w:r>
-              <w:rPr>
-                <w:sz w:val="18"/>
-              </w:rPr>
-              <w:t>Clarity of minor themes</w:t>
-            </w:r>
-          </w:p>
-        </w:tc>
-        <w:tc>
-          <w:tcPr>
-            <w:tcW w:type="dxa" w:w="2268"/>
-            <w:tcBorders>
-              <w:top w:val="single" w:color="94A3B8" w:sz="4"/>
-              <w:left w:val="none"/>
-              <w:bottom w:val="single" w:color="94A3B8" w:sz="4"/>
-              <w:right w:val="none"/>
-            </w:tcBorders>
-          </w:tcPr>
-          <w:p>
-            <w:r/>
-            <w:r>
-              <w:rPr>
-                <w:sz w:val="18"/>
-              </w:rPr>
-              <w:t>Is there a description of diverse cases or discussion of minor themes?</w:t>
-            </w:r>
-          </w:p>
-        </w:tc>
-        <w:tc>
-          <w:tcPr>
-            <w:tcW w:type="dxa" w:w="2268"/>
-            <w:tcBorders>
-              <w:top w:val="single" w:color="94A3B8" w:sz="4"/>
-              <w:left w:val="none"/>
-              <w:bottom w:val="single" w:color="94A3B8" w:sz="4"/>
-              <w:right w:val="none"/>
-            </w:tcBorders>
-          </w:tcPr>
-          <w:p>
-            <w:r/>
-            <w:r>
-              <w:rPr>
-                <w:sz w:val="18"/>
-              </w:rPr>
-              <w:t>Yes. Theme 2 (Institutional Identity Burnout) noted as emerging from n = 2 National University participants and framed as exploratory/hypothesis-generating (Section 8.4). Protective patterns (e.g., P5 as resilient low-burnout case) contrasted with high-burnout cases in Sections 8.6.</w:t>
-            </w:r>
-          </w:p>
-        </w:tc>
-      </w:tr>
-    </w:tbl>
+    <w:p/>
+    <w:p/>
     <w:p>
-      <w:pPr>
-        <w:spacing w:after="120"/>
-      </w:pPr>
+      <w:r>
+        <w:t>____________________________________________________________</w:t>
+      </w:r>
     </w:p>
-    <w:p>
-      <w:pPr>
-        <w:pBdr>
-          <w:bottom w:val="single" w:sz="6" w:space="1" w:color="C0C0C0"/>
-        </w:pBdr>
-        <w:spacing w:after="80"/>
-      </w:pPr>
-    </w:p>
+    <w:p/>
     <w:p>
       <w:pPr>
         <w:pStyle w:val="Heading2"/>
-        <w:spacing w:before="240" w:after="80"/>
       </w:pPr>
       <w:r>
-        <w:rPr>
-          <w:color w:val="1E3A8A"/>
-        </w:rPr>
         <w:t>COREQ Compliance Summary</w:t>
       </w:r>
     </w:p>
-    <w:tbl>
-      <w:tblPr>
-        <w:tblW w:type="auto" w:w="0"/>
-        <w:jc w:val="center"/>
-        <w:tblLook w:firstColumn="1" w:firstRow="1" w:lastColumn="0" w:lastRow="0" w:noHBand="0" w:noVBand="1" w:val="04A0"/>
-      </w:tblPr>
-      <w:tblGrid>
-        <w:gridCol w:w="3024"/>
-        <w:gridCol w:w="3024"/>
-        <w:gridCol w:w="3024"/>
-      </w:tblGrid>
-      <w:tr>
-        <w:tc>
-          <w:tcPr>
-            <w:tcW w:type="dxa" w:w="3024"/>
-            <w:tcBorders>
-              <w:top w:val="single" w:color="94A3B8" w:sz="4"/>
-              <w:left w:val="none"/>
-              <w:bottom w:val="single" w:color="94A3B8" w:sz="4"/>
-              <w:right w:val="none"/>
-            </w:tcBorders>
-            <w:shd w:val="clear" w:color="auto" w:fill="1E3A8A"/>
-          </w:tcPr>
-          <w:p>
-            <w:pPr>
-              <w:jc w:val="left"/>
-            </w:pPr>
-            <w:r>
-              <w:rPr>
-                <w:b/>
-                <w:color w:val="FFFFFF"/>
-              </w:rPr>
-            </w:r>
-            <w:r>
-              <w:rPr>
-                <w:b/>
-                <w:color w:val="FFFFFF"/>
-              </w:rPr>
-              <w:t>Domain</w:t>
-            </w:r>
-          </w:p>
-        </w:tc>
-        <w:tc>
-          <w:tcPr>
-            <w:tcW w:type="dxa" w:w="3024"/>
-            <w:tcBorders>
-              <w:top w:val="single" w:color="94A3B8" w:sz="4"/>
-              <w:left w:val="none"/>
-              <w:bottom w:val="single" w:color="94A3B8" w:sz="4"/>
-              <w:right w:val="none"/>
-            </w:tcBorders>
-            <w:shd w:val="clear" w:color="auto" w:fill="1E3A8A"/>
-          </w:tcPr>
-          <w:p>
-            <w:pPr>
-              <w:jc w:val="left"/>
-            </w:pPr>
-            <w:r>
-              <w:rPr>
-                <w:b/>
-                <w:color w:val="FFFFFF"/>
-              </w:rPr>
-            </w:r>
-            <w:r>
-              <w:rPr>
-                <w:b/>
-                <w:color w:val="FFFFFF"/>
-              </w:rPr>
-              <w:t>Items Reported</w:t>
-            </w:r>
-          </w:p>
-        </w:tc>
-        <w:tc>
-          <w:tcPr>
-            <w:tcW w:type="dxa" w:w="3024"/>
-            <w:tcBorders>
-              <w:top w:val="single" w:color="94A3B8" w:sz="4"/>
-              <w:left w:val="none"/>
-              <w:bottom w:val="single" w:color="94A3B8" w:sz="4"/>
-              <w:right w:val="none"/>
-            </w:tcBorders>
-            <w:shd w:val="clear" w:color="auto" w:fill="1E3A8A"/>
-          </w:tcPr>
-          <w:p>
-            <w:pPr>
-              <w:jc w:val="left"/>
-            </w:pPr>
-            <w:r>
-              <w:rPr>
-                <w:b/>
-                <w:color w:val="FFFFFF"/>
-              </w:rPr>
-            </w:r>
-            <w:r>
-              <w:rPr>
-                <w:b/>
-                <w:color w:val="FFFFFF"/>
-              </w:rPr>
-              <w:t>Compliance</w:t>
-            </w:r>
-          </w:p>
-        </w:tc>
-      </w:tr>
-      <w:tr>
-        <w:tc>
-          <w:tcPr>
-            <w:tcW w:type="dxa" w:w="3024"/>
-            <w:tcBorders>
-              <w:top w:val="single" w:color="94A3B8" w:sz="4"/>
-              <w:left w:val="none"/>
-              <w:bottom w:val="single" w:color="94A3B8" w:sz="4"/>
-              <w:right w:val="none"/>
-            </w:tcBorders>
-          </w:tcPr>
-          <w:p>
-            <w:r/>
-            <w:r>
-              <w:rPr>
-                <w:sz w:val="18"/>
-              </w:rPr>
-              <w:t>Domain 1: Research Team and Reflexivity</w:t>
-            </w:r>
-          </w:p>
-        </w:tc>
-        <w:tc>
-          <w:tcPr>
-            <w:tcW w:type="dxa" w:w="3024"/>
-            <w:tcBorders>
-              <w:top w:val="single" w:color="94A3B8" w:sz="4"/>
-              <w:left w:val="none"/>
-              <w:bottom w:val="single" w:color="94A3B8" w:sz="4"/>
-              <w:right w:val="none"/>
-            </w:tcBorders>
-          </w:tcPr>
-          <w:p>
-            <w:r/>
-            <w:r>
-              <w:rPr>
-                <w:sz w:val="18"/>
-              </w:rPr>
-              <w:t>8/8</w:t>
-            </w:r>
-          </w:p>
-        </w:tc>
-        <w:tc>
-          <w:tcPr>
-            <w:tcW w:type="dxa" w:w="3024"/>
-            <w:tcBorders>
-              <w:top w:val="single" w:color="94A3B8" w:sz="4"/>
-              <w:left w:val="none"/>
-              <w:bottom w:val="single" w:color="94A3B8" w:sz="4"/>
-              <w:right w:val="none"/>
-            </w:tcBorders>
-          </w:tcPr>
-          <w:p>
-            <w:r/>
-            <w:r>
-              <w:rPr>
-                <w:sz w:val="18"/>
-              </w:rPr>
-              <w:t>✅ Full</w:t>
-            </w:r>
-          </w:p>
-        </w:tc>
-      </w:tr>
-      <w:tr>
-        <w:tc>
-          <w:tcPr>
-            <w:tcW w:type="dxa" w:w="3024"/>
-            <w:tcBorders>
-              <w:top w:val="single" w:color="94A3B8" w:sz="4"/>
-              <w:left w:val="none"/>
-              <w:bottom w:val="single" w:color="94A3B8" w:sz="4"/>
-              <w:right w:val="none"/>
-            </w:tcBorders>
-          </w:tcPr>
-          <w:p>
-            <w:r/>
-            <w:r>
-              <w:rPr>
-                <w:sz w:val="18"/>
-              </w:rPr>
-              <w:t>Domain 2: Study Design</w:t>
-            </w:r>
-          </w:p>
-        </w:tc>
-        <w:tc>
-          <w:tcPr>
-            <w:tcW w:type="dxa" w:w="3024"/>
-            <w:tcBorders>
-              <w:top w:val="single" w:color="94A3B8" w:sz="4"/>
-              <w:left w:val="none"/>
-              <w:bottom w:val="single" w:color="94A3B8" w:sz="4"/>
-              <w:right w:val="none"/>
-            </w:tcBorders>
-          </w:tcPr>
-          <w:p>
-            <w:r/>
-            <w:r>
-              <w:rPr>
-                <w:sz w:val="18"/>
-              </w:rPr>
-              <w:t>14/14</w:t>
-            </w:r>
-          </w:p>
-        </w:tc>
-        <w:tc>
-          <w:tcPr>
-            <w:tcW w:type="dxa" w:w="3024"/>
-            <w:tcBorders>
-              <w:top w:val="single" w:color="94A3B8" w:sz="4"/>
-              <w:left w:val="none"/>
-              <w:bottom w:val="single" w:color="94A3B8" w:sz="4"/>
-              <w:right w:val="none"/>
-            </w:tcBorders>
-          </w:tcPr>
-          <w:p>
-            <w:r/>
-            <w:r>
-              <w:rPr>
-                <w:sz w:val="18"/>
-              </w:rPr>
-              <w:t>✅ Full</w:t>
-            </w:r>
-          </w:p>
-        </w:tc>
-      </w:tr>
-      <w:tr>
-        <w:tc>
-          <w:tcPr>
-            <w:tcW w:type="dxa" w:w="3024"/>
-            <w:tcBorders>
-              <w:top w:val="single" w:color="94A3B8" w:sz="4"/>
-              <w:left w:val="none"/>
-              <w:bottom w:val="single" w:color="94A3B8" w:sz="4"/>
-              <w:right w:val="none"/>
-            </w:tcBorders>
-          </w:tcPr>
-          <w:p>
-            <w:r/>
-            <w:r>
-              <w:rPr>
-                <w:sz w:val="18"/>
-              </w:rPr>
-              <w:t>Domain 3: Analysis and Findings</w:t>
-            </w:r>
-          </w:p>
-        </w:tc>
-        <w:tc>
-          <w:tcPr>
-            <w:tcW w:type="dxa" w:w="3024"/>
-            <w:tcBorders>
-              <w:top w:val="single" w:color="94A3B8" w:sz="4"/>
-              <w:left w:val="none"/>
-              <w:bottom w:val="single" w:color="94A3B8" w:sz="4"/>
-              <w:right w:val="none"/>
-            </w:tcBorders>
-          </w:tcPr>
-          <w:p>
-            <w:r/>
-            <w:r>
-              <w:rPr>
-                <w:sz w:val="18"/>
-              </w:rPr>
-              <w:t>9/10</w:t>
-            </w:r>
-          </w:p>
-        </w:tc>
-        <w:tc>
-          <w:tcPr>
-            <w:tcW w:type="dxa" w:w="3024"/>
-            <w:tcBorders>
-              <w:top w:val="single" w:color="94A3B8" w:sz="4"/>
-              <w:left w:val="none"/>
-              <w:bottom w:val="single" w:color="94A3B8" w:sz="4"/>
-              <w:right w:val="none"/>
-            </w:tcBorders>
-          </w:tcPr>
-          <w:p>
-            <w:r/>
-            <w:r>
-              <w:rPr>
-                <w:sz w:val="18"/>
-              </w:rPr>
-              <w:t>✅ Full (Item 28 partially met via IRR as proxy)</w:t>
-            </w:r>
-          </w:p>
-        </w:tc>
-      </w:tr>
-      <w:tr>
-        <w:tc>
-          <w:tcPr>
-            <w:tcW w:type="dxa" w:w="3024"/>
-            <w:tcBorders>
-              <w:top w:val="single" w:color="94A3B8" w:sz="4"/>
-              <w:left w:val="none"/>
-              <w:bottom w:val="single" w:color="94A3B8" w:sz="4"/>
-              <w:right w:val="none"/>
-            </w:tcBorders>
-          </w:tcPr>
-          <w:p>
-            <w:r/>
-            <w:r>
-              <w:rPr>
-                <w:b/>
-                <w:sz w:val="18"/>
-              </w:rPr>
-              <w:t>Total</w:t>
-            </w:r>
-          </w:p>
-        </w:tc>
-        <w:tc>
-          <w:tcPr>
-            <w:tcW w:type="dxa" w:w="3024"/>
-            <w:tcBorders>
-              <w:top w:val="single" w:color="94A3B8" w:sz="4"/>
-              <w:left w:val="none"/>
-              <w:bottom w:val="single" w:color="94A3B8" w:sz="4"/>
-              <w:right w:val="none"/>
-            </w:tcBorders>
-          </w:tcPr>
-          <w:p>
-            <w:r/>
-            <w:r>
-              <w:rPr>
-                <w:b/>
-                <w:sz w:val="18"/>
-              </w:rPr>
-              <w:t>31/32</w:t>
-            </w:r>
-          </w:p>
-        </w:tc>
-        <w:tc>
-          <w:tcPr>
-            <w:tcW w:type="dxa" w:w="3024"/>
-            <w:tcBorders>
-              <w:top w:val="single" w:color="94A3B8" w:sz="4"/>
-              <w:left w:val="none"/>
-              <w:bottom w:val="single" w:color="94A3B8" w:sz="4"/>
-              <w:right w:val="none"/>
-            </w:tcBorders>
-          </w:tcPr>
-          <w:p>
-            <w:r/>
-            <w:r>
-              <w:rPr>
-                <w:b/>
-                <w:sz w:val="18"/>
-              </w:rPr>
-              <w:t>97% Compliance</w:t>
-            </w:r>
-          </w:p>
-        </w:tc>
-      </w:tr>
-    </w:tbl>
+    <w:p/>
+    <w:p/>
     <w:p>
-      <w:pPr>
-        <w:spacing w:after="120"/>
-      </w:pPr>
+      <w:r>
+        <w:t>____________________________________________________________</w:t>
+      </w:r>
     </w:p>
+    <w:p/>
     <w:p>
-      <w:pPr>
-        <w:pBdr>
-          <w:bottom w:val="single" w:sz="6" w:space="1" w:color="C0C0C0"/>
-        </w:pBdr>
-        <w:spacing w:after="80"/>
-      </w:pPr>
-    </w:p>
-    <w:p>
-      <w:pPr>
-        <w:spacing w:after="100" w:line="276" w:lineRule="auto"/>
-      </w:pPr>
       <w:r>
-        <w:rPr>
-          <w:i/>
-        </w:rPr>
-        <w:t>Adapted from: Tong, A., Sainsbury, P., &amp; Craig, J. (2007). Consolidated criteria for reporting qualitative research (COREQ): A 32-item checklist for interviews and focus groups. International Journal for Quality in Health Care, 19(6), 349–357. https://doi.org/10.1093/intqhc/mzm042</w:t>
+        <w:t>*Adapted from: Tong, A., Sainsbury, P., &amp; Craig, J. (2007). Consolidated criteria for reporting qualitative research (COREQ): A 32-item checklist for interviews and focus groups. International Journal for Quality in Health Care, 19(6), 349–357. https://doi.org/10.1093/intqhc/mzm042*</w:t>
       </w:r>
     </w:p>
     <w:sectPr>
       <w:pgSz w:w="12240" w:h="15840"/>
-      <w:pgMar w:top="1440" w:right="1584" w:bottom="1440" w:left="1584" w:header="720" w:footer="720" w:gutter="0"/>
+      <w:pgMar w:top="1417" w:right="1417" w:bottom="1417" w:left="1417" w:header="720" w:footer="720" w:gutter="0"/>
       <w:cols w:space="720"/>
       <w:docGrid w:linePitch="360"/>
     </w:sectPr>
